--- a/docs/tables/auc3/sec8_aki_c30_surv.docx
+++ b/docs/tables/auc3/sec8_aki_c30_surv.docx
@@ -24,7 +24,7 @@
         <w:gridCol w:w="1181"/>
         <w:gridCol w:w="778"/>
         <w:gridCol w:w="1206"/>
-        <w:gridCol w:w="2307"/>
+        <w:gridCol w:w="2185"/>
         <w:gridCol w:w="1181"/>
       </w:tblGrid>
       <w:tr>
@@ -2069,120 +2069,120 @@
                 <w:szCs w:val="22"/>
                 <w:color w:val="000000"/>
               </w:rPr>
-              <w:t xml:space="preserve">1.02</w:t>
-            </w:r>
-          </w:p>
-        </w:tc>
-        <w:tc>
-          <w:tcPr>
-            <w:tcBorders>
-              <w:bottom w:val="none" w:sz="0" w:space="0" w:color="000000"/>
-              <w:top w:val="none" w:sz="0" w:space="0" w:color="000000"/>
-              <w:left w:val="none" w:sz="0" w:space="0" w:color="000000"/>
-              <w:right w:val="none" w:sz="0" w:space="0" w:color="000000"/>
-            </w:tcBorders>
-            <w:shd w:val="clear" w:color="auto" w:fill="FFFFFF"/>
-            <w:tcMar>
-              <w:top w:w="0" w:type="dxa"/>
-              <w:bottom w:w="0" w:type="dxa"/>
-              <w:left w:w="0" w:type="dxa"/>
-              <w:right w:w="0" w:type="dxa"/>
-            </w:tcMar>
-            <w:vAlign w:val="top"/>
-          </w:tcPr>
-          <w:p>
-            <w:pPr>
-              <w:pStyle w:val="Normal"/>
-              <w:jc w:val="center"/>
-              <w:pBdr>
-                <w:bottom w:val="none" w:sz="0" w:space="0" w:color="000000"/>
-                <w:top w:val="none" w:sz="0" w:space="0" w:color="000000"/>
-                <w:left w:val="none" w:sz="0" w:space="0" w:color="000000"/>
-                <w:right w:val="none" w:sz="0" w:space="0" w:color="000000"/>
-              </w:pBdr>
-              <w:spacing w:after="100" w:before="100" w:line="240"/>
-              <w:ind w:left="100" w:right="100" w:firstLine="0" w:firstLineChars="0"/>
-              <w:rPr>
-                <w:rFonts w:ascii="Helvetica" w:hAnsi="Helvetica" w:eastAsia="Helvetica" w:cs="Helvetica"/>
-                <w:i w:val="false"/>
-                <w:b w:val="false"/>
-                <w:u w:val="none"/>
-                <w:sz w:val="22"/>
-                <w:szCs w:val="22"/>
-                <w:color w:val="000000"/>
-              </w:rPr>
-            </w:pPr>
-            <w:r>
-              <w:rPr>
-                <w:rFonts w:ascii="Helvetica" w:hAnsi="Helvetica" w:eastAsia="Helvetica" w:cs="Helvetica"/>
-                <w:i w:val="false"/>
-                <w:b w:val="false"/>
-                <w:u w:val="none"/>
-                <w:sz w:val="22"/>
-                <w:szCs w:val="22"/>
-                <w:color w:val="000000"/>
-              </w:rPr>
-              <w:t xml:space="preserve">0.05, 20.6</w:t>
-            </w:r>
-          </w:p>
-        </w:tc>
-        <w:tc>
-          <w:tcPr>
-            <w:tcBorders>
-              <w:bottom w:val="none" w:sz="0" w:space="0" w:color="000000"/>
-              <w:top w:val="none" w:sz="0" w:space="0" w:color="000000"/>
-              <w:left w:val="none" w:sz="0" w:space="0" w:color="000000"/>
-              <w:right w:val="none" w:sz="0" w:space="0" w:color="000000"/>
-            </w:tcBorders>
-            <w:shd w:val="clear" w:color="auto" w:fill="FFFFFF"/>
-            <w:tcMar>
-              <w:top w:w="0" w:type="dxa"/>
-              <w:bottom w:w="0" w:type="dxa"/>
-              <w:left w:w="0" w:type="dxa"/>
-              <w:right w:w="0" w:type="dxa"/>
-            </w:tcMar>
-            <w:vAlign w:val="top"/>
-          </w:tcPr>
-          <w:p>
-            <w:pPr>
-              <w:pStyle w:val="Normal"/>
-              <w:jc w:val="center"/>
-              <w:pBdr>
-                <w:bottom w:val="none" w:sz="0" w:space="0" w:color="000000"/>
-                <w:top w:val="none" w:sz="0" w:space="0" w:color="000000"/>
-                <w:left w:val="none" w:sz="0" w:space="0" w:color="000000"/>
-                <w:right w:val="none" w:sz="0" w:space="0" w:color="000000"/>
-              </w:pBdr>
-              <w:spacing w:after="100" w:before="100" w:line="240"/>
-              <w:ind w:left="100" w:right="100" w:firstLine="0" w:firstLineChars="0"/>
-              <w:rPr>
-                <w:rFonts w:ascii="Helvetica" w:hAnsi="Helvetica" w:eastAsia="Helvetica" w:cs="Helvetica"/>
-                <w:i w:val="false"/>
-                <w:b w:val="false"/>
-                <w:u w:val="none"/>
-                <w:sz w:val="22"/>
-                <w:szCs w:val="22"/>
-                <w:color w:val="000000"/>
-              </w:rPr>
-            </w:pPr>
-            <w:r>
-              <w:rPr>
-                <w:rFonts w:ascii="Helvetica" w:hAnsi="Helvetica" w:eastAsia="Helvetica" w:cs="Helvetica"/>
-                <w:i w:val="false"/>
-                <w:b w:val="false"/>
-                <w:u w:val="none"/>
-                <w:sz w:val="22"/>
-                <w:szCs w:val="22"/>
-                <w:color w:val="000000"/>
-              </w:rPr>
-              <w:t xml:space="preserve">0.990</w:t>
+              <w:t xml:space="preserve">0.48</w:t>
+            </w:r>
+          </w:p>
+        </w:tc>
+        <w:tc>
+          <w:tcPr>
+            <w:tcBorders>
+              <w:bottom w:val="none" w:sz="0" w:space="0" w:color="000000"/>
+              <w:top w:val="none" w:sz="0" w:space="0" w:color="000000"/>
+              <w:left w:val="none" w:sz="0" w:space="0" w:color="000000"/>
+              <w:right w:val="none" w:sz="0" w:space="0" w:color="000000"/>
+            </w:tcBorders>
+            <w:shd w:val="clear" w:color="auto" w:fill="FFFFFF"/>
+            <w:tcMar>
+              <w:top w:w="0" w:type="dxa"/>
+              <w:bottom w:w="0" w:type="dxa"/>
+              <w:left w:w="0" w:type="dxa"/>
+              <w:right w:w="0" w:type="dxa"/>
+            </w:tcMar>
+            <w:vAlign w:val="top"/>
+          </w:tcPr>
+          <w:p>
+            <w:pPr>
+              <w:pStyle w:val="Normal"/>
+              <w:jc w:val="center"/>
+              <w:pBdr>
+                <w:bottom w:val="none" w:sz="0" w:space="0" w:color="000000"/>
+                <w:top w:val="none" w:sz="0" w:space="0" w:color="000000"/>
+                <w:left w:val="none" w:sz="0" w:space="0" w:color="000000"/>
+                <w:right w:val="none" w:sz="0" w:space="0" w:color="000000"/>
+              </w:pBdr>
+              <w:spacing w:after="100" w:before="100" w:line="240"/>
+              <w:ind w:left="100" w:right="100" w:firstLine="0" w:firstLineChars="0"/>
+              <w:rPr>
+                <w:rFonts w:ascii="Helvetica" w:hAnsi="Helvetica" w:eastAsia="Helvetica" w:cs="Helvetica"/>
+                <w:i w:val="false"/>
+                <w:b w:val="false"/>
+                <w:u w:val="none"/>
+                <w:sz w:val="22"/>
+                <w:szCs w:val="22"/>
+                <w:color w:val="000000"/>
+              </w:rPr>
+            </w:pPr>
+            <w:r>
+              <w:rPr>
+                <w:rFonts w:ascii="Helvetica" w:hAnsi="Helvetica" w:eastAsia="Helvetica" w:cs="Helvetica"/>
+                <w:i w:val="false"/>
+                <w:b w:val="false"/>
+                <w:u w:val="none"/>
+                <w:sz w:val="22"/>
+                <w:szCs w:val="22"/>
+                <w:color w:val="000000"/>
+              </w:rPr>
+              <w:t xml:space="preserve">0.02, 11.9</w:t>
+            </w:r>
+          </w:p>
+        </w:tc>
+        <w:tc>
+          <w:tcPr>
+            <w:tcBorders>
+              <w:bottom w:val="none" w:sz="0" w:space="0" w:color="000000"/>
+              <w:top w:val="none" w:sz="0" w:space="0" w:color="000000"/>
+              <w:left w:val="none" w:sz="0" w:space="0" w:color="000000"/>
+              <w:right w:val="none" w:sz="0" w:space="0" w:color="000000"/>
+            </w:tcBorders>
+            <w:shd w:val="clear" w:color="auto" w:fill="FFFFFF"/>
+            <w:tcMar>
+              <w:top w:w="0" w:type="dxa"/>
+              <w:bottom w:w="0" w:type="dxa"/>
+              <w:left w:w="0" w:type="dxa"/>
+              <w:right w:w="0" w:type="dxa"/>
+            </w:tcMar>
+            <w:vAlign w:val="top"/>
+          </w:tcPr>
+          <w:p>
+            <w:pPr>
+              <w:pStyle w:val="Normal"/>
+              <w:jc w:val="center"/>
+              <w:pBdr>
+                <w:bottom w:val="none" w:sz="0" w:space="0" w:color="000000"/>
+                <w:top w:val="none" w:sz="0" w:space="0" w:color="000000"/>
+                <w:left w:val="none" w:sz="0" w:space="0" w:color="000000"/>
+                <w:right w:val="none" w:sz="0" w:space="0" w:color="000000"/>
+              </w:pBdr>
+              <w:spacing w:after="100" w:before="100" w:line="240"/>
+              <w:ind w:left="100" w:right="100" w:firstLine="0" w:firstLineChars="0"/>
+              <w:rPr>
+                <w:rFonts w:ascii="Helvetica" w:hAnsi="Helvetica" w:eastAsia="Helvetica" w:cs="Helvetica"/>
+                <w:i w:val="false"/>
+                <w:b w:val="false"/>
+                <w:u w:val="none"/>
+                <w:sz w:val="22"/>
+                <w:szCs w:val="22"/>
+                <w:color w:val="000000"/>
+              </w:rPr>
+            </w:pPr>
+            <w:r>
+              <w:rPr>
+                <w:rFonts w:ascii="Helvetica" w:hAnsi="Helvetica" w:eastAsia="Helvetica" w:cs="Helvetica"/>
+                <w:i w:val="false"/>
+                <w:b w:val="false"/>
+                <w:u w:val="none"/>
+                <w:sz w:val="22"/>
+                <w:szCs w:val="22"/>
+                <w:color w:val="000000"/>
+              </w:rPr>
+              <w:t xml:space="preserve">0.650</w:t>
             </w:r>
           </w:p>
         </w:tc>
       </w:tr>
       <w:tr>
         <w:trPr>
-          <w:trHeight w:val="598" w:hRule="auto"/>
+          <w:trHeight w:val="597" w:hRule="auto"/>
         </w:trPr>
         body 4
         <w:tc>
@@ -2605,60 +2605,60 @@
                 <w:szCs w:val="22"/>
                 <w:color w:val="000000"/>
               </w:rPr>
-              <w:t xml:space="preserve">0.98, 1.12</w:t>
-            </w:r>
-          </w:p>
-        </w:tc>
-        <w:tc>
-          <w:tcPr>
-            <w:tcBorders>
-              <w:bottom w:val="none" w:sz="0" w:space="0" w:color="000000"/>
-              <w:top w:val="none" w:sz="0" w:space="0" w:color="000000"/>
-              <w:left w:val="none" w:sz="0" w:space="0" w:color="000000"/>
-              <w:right w:val="none" w:sz="0" w:space="0" w:color="000000"/>
-            </w:tcBorders>
-            <w:shd w:val="clear" w:color="auto" w:fill="FFFFFF"/>
-            <w:tcMar>
-              <w:top w:w="0" w:type="dxa"/>
-              <w:bottom w:w="0" w:type="dxa"/>
-              <w:left w:w="0" w:type="dxa"/>
-              <w:right w:w="0" w:type="dxa"/>
-            </w:tcMar>
-            <w:vAlign w:val="top"/>
-          </w:tcPr>
-          <w:p>
-            <w:pPr>
-              <w:pStyle w:val="Normal"/>
-              <w:jc w:val="center"/>
-              <w:pBdr>
-                <w:bottom w:val="none" w:sz="0" w:space="0" w:color="000000"/>
-                <w:top w:val="none" w:sz="0" w:space="0" w:color="000000"/>
-                <w:left w:val="none" w:sz="0" w:space="0" w:color="000000"/>
-                <w:right w:val="none" w:sz="0" w:space="0" w:color="000000"/>
-              </w:pBdr>
-              <w:spacing w:after="100" w:before="100" w:line="240"/>
-              <w:ind w:left="100" w:right="100" w:firstLine="0" w:firstLineChars="0"/>
-              <w:rPr>
-                <w:rFonts w:ascii="Helvetica" w:hAnsi="Helvetica" w:eastAsia="Helvetica" w:cs="Helvetica"/>
-                <w:i w:val="false"/>
-                <w:b w:val="false"/>
-                <w:u w:val="none"/>
-                <w:sz w:val="22"/>
-                <w:szCs w:val="22"/>
-                <w:color w:val="000000"/>
-              </w:rPr>
-            </w:pPr>
-            <w:r>
-              <w:rPr>
-                <w:rFonts w:ascii="Helvetica" w:hAnsi="Helvetica" w:eastAsia="Helvetica" w:cs="Helvetica"/>
-                <w:i w:val="false"/>
-                <w:b w:val="false"/>
-                <w:u w:val="none"/>
-                <w:sz w:val="22"/>
-                <w:szCs w:val="22"/>
-                <w:color w:val="000000"/>
-              </w:rPr>
-              <w:t xml:space="preserve">0.160</w:t>
+              <w:t xml:space="preserve">0.99, 1.13</w:t>
+            </w:r>
+          </w:p>
+        </w:tc>
+        <w:tc>
+          <w:tcPr>
+            <w:tcBorders>
+              <w:bottom w:val="none" w:sz="0" w:space="0" w:color="000000"/>
+              <w:top w:val="none" w:sz="0" w:space="0" w:color="000000"/>
+              <w:left w:val="none" w:sz="0" w:space="0" w:color="000000"/>
+              <w:right w:val="none" w:sz="0" w:space="0" w:color="000000"/>
+            </w:tcBorders>
+            <w:shd w:val="clear" w:color="auto" w:fill="FFFFFF"/>
+            <w:tcMar>
+              <w:top w:w="0" w:type="dxa"/>
+              <w:bottom w:w="0" w:type="dxa"/>
+              <w:left w:w="0" w:type="dxa"/>
+              <w:right w:w="0" w:type="dxa"/>
+            </w:tcMar>
+            <w:vAlign w:val="top"/>
+          </w:tcPr>
+          <w:p>
+            <w:pPr>
+              <w:pStyle w:val="Normal"/>
+              <w:jc w:val="center"/>
+              <w:pBdr>
+                <w:bottom w:val="none" w:sz="0" w:space="0" w:color="000000"/>
+                <w:top w:val="none" w:sz="0" w:space="0" w:color="000000"/>
+                <w:left w:val="none" w:sz="0" w:space="0" w:color="000000"/>
+                <w:right w:val="none" w:sz="0" w:space="0" w:color="000000"/>
+              </w:pBdr>
+              <w:spacing w:after="100" w:before="100" w:line="240"/>
+              <w:ind w:left="100" w:right="100" w:firstLine="0" w:firstLineChars="0"/>
+              <w:rPr>
+                <w:rFonts w:ascii="Helvetica" w:hAnsi="Helvetica" w:eastAsia="Helvetica" w:cs="Helvetica"/>
+                <w:i w:val="false"/>
+                <w:b w:val="false"/>
+                <w:u w:val="none"/>
+                <w:sz w:val="22"/>
+                <w:szCs w:val="22"/>
+                <w:color w:val="000000"/>
+              </w:rPr>
+            </w:pPr>
+            <w:r>
+              <w:rPr>
+                <w:rFonts w:ascii="Helvetica" w:hAnsi="Helvetica" w:eastAsia="Helvetica" w:cs="Helvetica"/>
+                <w:i w:val="false"/>
+                <w:b w:val="false"/>
+                <w:u w:val="none"/>
+                <w:sz w:val="22"/>
+                <w:szCs w:val="22"/>
+                <w:color w:val="000000"/>
+              </w:rPr>
+              <w:t xml:space="preserve">0.110</w:t>
             </w:r>
           </w:p>
         </w:tc>
@@ -4001,113 +4001,113 @@
                 <w:szCs w:val="22"/>
                 <w:color w:val="000000"/>
               </w:rPr>
-              <w:t xml:space="preserve">20.4</w:t>
-            </w:r>
-          </w:p>
-        </w:tc>
-        <w:tc>
-          <w:tcPr>
-            <w:tcBorders>
-              <w:bottom w:val="none" w:sz="0" w:space="0" w:color="000000"/>
-              <w:top w:val="none" w:sz="0" w:space="0" w:color="000000"/>
-              <w:left w:val="none" w:sz="0" w:space="0" w:color="000000"/>
-              <w:right w:val="none" w:sz="0" w:space="0" w:color="000000"/>
-            </w:tcBorders>
-            <w:shd w:val="clear" w:color="auto" w:fill="FFFFFF"/>
-            <w:tcMar>
-              <w:top w:w="0" w:type="dxa"/>
-              <w:bottom w:w="0" w:type="dxa"/>
-              <w:left w:w="0" w:type="dxa"/>
-              <w:right w:w="0" w:type="dxa"/>
-            </w:tcMar>
-            <w:vAlign w:val="top"/>
-          </w:tcPr>
-          <w:p>
-            <w:pPr>
-              <w:pStyle w:val="Normal"/>
-              <w:jc w:val="center"/>
-              <w:pBdr>
-                <w:bottom w:val="none" w:sz="0" w:space="0" w:color="000000"/>
-                <w:top w:val="none" w:sz="0" w:space="0" w:color="000000"/>
-                <w:left w:val="none" w:sz="0" w:space="0" w:color="000000"/>
-                <w:right w:val="none" w:sz="0" w:space="0" w:color="000000"/>
-              </w:pBdr>
-              <w:spacing w:after="100" w:before="100" w:line="240"/>
-              <w:ind w:left="100" w:right="100" w:firstLine="0" w:firstLineChars="0"/>
-              <w:rPr>
-                <w:rFonts w:ascii="Helvetica" w:hAnsi="Helvetica" w:eastAsia="Helvetica" w:cs="Helvetica"/>
-                <w:i w:val="false"/>
-                <w:b w:val="false"/>
-                <w:u w:val="none"/>
-                <w:sz w:val="22"/>
-                <w:szCs w:val="22"/>
-                <w:color w:val="000000"/>
-              </w:rPr>
-            </w:pPr>
-            <w:r>
-              <w:rPr>
-                <w:rFonts w:ascii="Helvetica" w:hAnsi="Helvetica" w:eastAsia="Helvetica" w:cs="Helvetica"/>
-                <w:i w:val="false"/>
-                <w:b w:val="false"/>
-                <w:u w:val="none"/>
-                <w:sz w:val="22"/>
-                <w:szCs w:val="22"/>
-                <w:color w:val="000000"/>
-              </w:rPr>
-              <w:t xml:space="preserve">1.55, 269</w:t>
-            </w:r>
-          </w:p>
-        </w:tc>
-        <w:tc>
-          <w:tcPr>
-            <w:tcBorders>
-              <w:bottom w:val="none" w:sz="0" w:space="0" w:color="000000"/>
-              <w:top w:val="none" w:sz="0" w:space="0" w:color="000000"/>
-              <w:left w:val="none" w:sz="0" w:space="0" w:color="000000"/>
-              <w:right w:val="none" w:sz="0" w:space="0" w:color="000000"/>
-            </w:tcBorders>
-            <w:shd w:val="clear" w:color="auto" w:fill="FFFFFF"/>
-            <w:tcMar>
-              <w:top w:w="0" w:type="dxa"/>
-              <w:bottom w:w="0" w:type="dxa"/>
-              <w:left w:w="0" w:type="dxa"/>
-              <w:right w:w="0" w:type="dxa"/>
-            </w:tcMar>
-            <w:vAlign w:val="top"/>
-          </w:tcPr>
-          <w:p>
-            <w:pPr>
-              <w:pStyle w:val="Normal"/>
-              <w:jc w:val="center"/>
-              <w:pBdr>
-                <w:bottom w:val="none" w:sz="0" w:space="0" w:color="000000"/>
-                <w:top w:val="none" w:sz="0" w:space="0" w:color="000000"/>
-                <w:left w:val="none" w:sz="0" w:space="0" w:color="000000"/>
-                <w:right w:val="none" w:sz="0" w:space="0" w:color="000000"/>
-              </w:pBdr>
-              <w:spacing w:after="100" w:before="100" w:line="240"/>
-              <w:ind w:left="100" w:right="100" w:firstLine="0" w:firstLineChars="0"/>
-              <w:rPr>
-                <w:rFonts w:ascii="Helvetica" w:hAnsi="Helvetica" w:eastAsia="Helvetica" w:cs="Helvetica"/>
-                <w:i w:val="false"/>
-                <w:b w:val="false"/>
-                <w:u w:val="none"/>
-                <w:sz w:val="22"/>
-                <w:szCs w:val="22"/>
-                <w:color w:val="000000"/>
-              </w:rPr>
-            </w:pPr>
-            <w:r>
-              <w:rPr>
-                <w:rFonts w:ascii="Helvetica" w:hAnsi="Helvetica" w:eastAsia="Helvetica" w:cs="Helvetica"/>
-                <w:i w:val="false"/>
-                <w:b w:val="false"/>
-                <w:u w:val="none"/>
-                <w:sz w:val="22"/>
-                <w:szCs w:val="22"/>
-                <w:color w:val="000000"/>
-              </w:rPr>
-              <w:t xml:space="preserve">0.022</w:t>
+              <w:t xml:space="preserve">9.36</w:t>
+            </w:r>
+          </w:p>
+        </w:tc>
+        <w:tc>
+          <w:tcPr>
+            <w:tcBorders>
+              <w:bottom w:val="none" w:sz="0" w:space="0" w:color="000000"/>
+              <w:top w:val="none" w:sz="0" w:space="0" w:color="000000"/>
+              <w:left w:val="none" w:sz="0" w:space="0" w:color="000000"/>
+              <w:right w:val="none" w:sz="0" w:space="0" w:color="000000"/>
+            </w:tcBorders>
+            <w:shd w:val="clear" w:color="auto" w:fill="FFFFFF"/>
+            <w:tcMar>
+              <w:top w:w="0" w:type="dxa"/>
+              <w:bottom w:w="0" w:type="dxa"/>
+              <w:left w:w="0" w:type="dxa"/>
+              <w:right w:w="0" w:type="dxa"/>
+            </w:tcMar>
+            <w:vAlign w:val="top"/>
+          </w:tcPr>
+          <w:p>
+            <w:pPr>
+              <w:pStyle w:val="Normal"/>
+              <w:jc w:val="center"/>
+              <w:pBdr>
+                <w:bottom w:val="none" w:sz="0" w:space="0" w:color="000000"/>
+                <w:top w:val="none" w:sz="0" w:space="0" w:color="000000"/>
+                <w:left w:val="none" w:sz="0" w:space="0" w:color="000000"/>
+                <w:right w:val="none" w:sz="0" w:space="0" w:color="000000"/>
+              </w:pBdr>
+              <w:spacing w:after="100" w:before="100" w:line="240"/>
+              <w:ind w:left="100" w:right="100" w:firstLine="0" w:firstLineChars="0"/>
+              <w:rPr>
+                <w:rFonts w:ascii="Helvetica" w:hAnsi="Helvetica" w:eastAsia="Helvetica" w:cs="Helvetica"/>
+                <w:i w:val="false"/>
+                <w:b w:val="false"/>
+                <w:u w:val="none"/>
+                <w:sz w:val="22"/>
+                <w:szCs w:val="22"/>
+                <w:color w:val="000000"/>
+              </w:rPr>
+            </w:pPr>
+            <w:r>
+              <w:rPr>
+                <w:rFonts w:ascii="Helvetica" w:hAnsi="Helvetica" w:eastAsia="Helvetica" w:cs="Helvetica"/>
+                <w:i w:val="false"/>
+                <w:b w:val="false"/>
+                <w:u w:val="none"/>
+                <w:sz w:val="22"/>
+                <w:szCs w:val="22"/>
+                <w:color w:val="000000"/>
+              </w:rPr>
+              <w:t xml:space="preserve">1.29, 67.7</w:t>
+            </w:r>
+          </w:p>
+        </w:tc>
+        <w:tc>
+          <w:tcPr>
+            <w:tcBorders>
+              <w:bottom w:val="none" w:sz="0" w:space="0" w:color="000000"/>
+              <w:top w:val="none" w:sz="0" w:space="0" w:color="000000"/>
+              <w:left w:val="none" w:sz="0" w:space="0" w:color="000000"/>
+              <w:right w:val="none" w:sz="0" w:space="0" w:color="000000"/>
+            </w:tcBorders>
+            <w:shd w:val="clear" w:color="auto" w:fill="FFFFFF"/>
+            <w:tcMar>
+              <w:top w:w="0" w:type="dxa"/>
+              <w:bottom w:w="0" w:type="dxa"/>
+              <w:left w:w="0" w:type="dxa"/>
+              <w:right w:w="0" w:type="dxa"/>
+            </w:tcMar>
+            <w:vAlign w:val="top"/>
+          </w:tcPr>
+          <w:p>
+            <w:pPr>
+              <w:pStyle w:val="Normal"/>
+              <w:jc w:val="center"/>
+              <w:pBdr>
+                <w:bottom w:val="none" w:sz="0" w:space="0" w:color="000000"/>
+                <w:top w:val="none" w:sz="0" w:space="0" w:color="000000"/>
+                <w:left w:val="none" w:sz="0" w:space="0" w:color="000000"/>
+                <w:right w:val="none" w:sz="0" w:space="0" w:color="000000"/>
+              </w:pBdr>
+              <w:spacing w:after="100" w:before="100" w:line="240"/>
+              <w:ind w:left="100" w:right="100" w:firstLine="0" w:firstLineChars="0"/>
+              <w:rPr>
+                <w:rFonts w:ascii="Helvetica" w:hAnsi="Helvetica" w:eastAsia="Helvetica" w:cs="Helvetica"/>
+                <w:i w:val="false"/>
+                <w:b w:val="false"/>
+                <w:u w:val="none"/>
+                <w:sz w:val="22"/>
+                <w:szCs w:val="22"/>
+                <w:color w:val="000000"/>
+              </w:rPr>
+            </w:pPr>
+            <w:r>
+              <w:rPr>
+                <w:rFonts w:ascii="Helvetica" w:hAnsi="Helvetica" w:eastAsia="Helvetica" w:cs="Helvetica"/>
+                <w:i w:val="false"/>
+                <w:b w:val="false"/>
+                <w:u w:val="none"/>
+                <w:sz w:val="22"/>
+                <w:szCs w:val="22"/>
+                <w:color w:val="000000"/>
+              </w:rPr>
+              <w:t xml:space="preserve">0.027</w:t>
             </w:r>
           </w:p>
         </w:tc>
@@ -4484,60 +4484,60 @@
                 <w:szCs w:val="22"/>
                 <w:color w:val="000000"/>
               </w:rPr>
-              <w:t xml:space="preserve">1.20</w:t>
-            </w:r>
-          </w:p>
-        </w:tc>
-        <w:tc>
-          <w:tcPr>
-            <w:tcBorders>
-              <w:bottom w:val="none" w:sz="0" w:space="0" w:color="000000"/>
-              <w:top w:val="none" w:sz="0" w:space="0" w:color="000000"/>
-              <w:left w:val="none" w:sz="0" w:space="0" w:color="000000"/>
-              <w:right w:val="none" w:sz="0" w:space="0" w:color="000000"/>
-            </w:tcBorders>
-            <w:shd w:val="clear" w:color="auto" w:fill="FFFFFF"/>
-            <w:tcMar>
-              <w:top w:w="0" w:type="dxa"/>
-              <w:bottom w:w="0" w:type="dxa"/>
-              <w:left w:w="0" w:type="dxa"/>
-              <w:right w:w="0" w:type="dxa"/>
-            </w:tcMar>
-            <w:vAlign w:val="top"/>
-          </w:tcPr>
-          <w:p>
-            <w:pPr>
-              <w:pStyle w:val="Normal"/>
-              <w:jc w:val="center"/>
-              <w:pBdr>
-                <w:bottom w:val="none" w:sz="0" w:space="0" w:color="000000"/>
-                <w:top w:val="none" w:sz="0" w:space="0" w:color="000000"/>
-                <w:left w:val="none" w:sz="0" w:space="0" w:color="000000"/>
-                <w:right w:val="none" w:sz="0" w:space="0" w:color="000000"/>
-              </w:pBdr>
-              <w:spacing w:after="100" w:before="100" w:line="240"/>
-              <w:ind w:left="100" w:right="100" w:firstLine="0" w:firstLineChars="0"/>
-              <w:rPr>
-                <w:rFonts w:ascii="Helvetica" w:hAnsi="Helvetica" w:eastAsia="Helvetica" w:cs="Helvetica"/>
-                <w:i w:val="false"/>
-                <w:b w:val="false"/>
-                <w:u w:val="none"/>
-                <w:sz w:val="22"/>
-                <w:szCs w:val="22"/>
-                <w:color w:val="000000"/>
-              </w:rPr>
-            </w:pPr>
-            <w:r>
-              <w:rPr>
-                <w:rFonts w:ascii="Helvetica" w:hAnsi="Helvetica" w:eastAsia="Helvetica" w:cs="Helvetica"/>
-                <w:i w:val="false"/>
-                <w:b w:val="false"/>
-                <w:u w:val="none"/>
-                <w:sz w:val="22"/>
-                <w:szCs w:val="22"/>
-                <w:color w:val="000000"/>
-              </w:rPr>
-              <w:t xml:space="preserve">0.79, 1.82</w:t>
+              <w:t xml:space="preserve">1.17</w:t>
+            </w:r>
+          </w:p>
+        </w:tc>
+        <w:tc>
+          <w:tcPr>
+            <w:tcBorders>
+              <w:bottom w:val="none" w:sz="0" w:space="0" w:color="000000"/>
+              <w:top w:val="none" w:sz="0" w:space="0" w:color="000000"/>
+              <w:left w:val="none" w:sz="0" w:space="0" w:color="000000"/>
+              <w:right w:val="none" w:sz="0" w:space="0" w:color="000000"/>
+            </w:tcBorders>
+            <w:shd w:val="clear" w:color="auto" w:fill="FFFFFF"/>
+            <w:tcMar>
+              <w:top w:w="0" w:type="dxa"/>
+              <w:bottom w:w="0" w:type="dxa"/>
+              <w:left w:w="0" w:type="dxa"/>
+              <w:right w:w="0" w:type="dxa"/>
+            </w:tcMar>
+            <w:vAlign w:val="top"/>
+          </w:tcPr>
+          <w:p>
+            <w:pPr>
+              <w:pStyle w:val="Normal"/>
+              <w:jc w:val="center"/>
+              <w:pBdr>
+                <w:bottom w:val="none" w:sz="0" w:space="0" w:color="000000"/>
+                <w:top w:val="none" w:sz="0" w:space="0" w:color="000000"/>
+                <w:left w:val="none" w:sz="0" w:space="0" w:color="000000"/>
+                <w:right w:val="none" w:sz="0" w:space="0" w:color="000000"/>
+              </w:pBdr>
+              <w:spacing w:after="100" w:before="100" w:line="240"/>
+              <w:ind w:left="100" w:right="100" w:firstLine="0" w:firstLineChars="0"/>
+              <w:rPr>
+                <w:rFonts w:ascii="Helvetica" w:hAnsi="Helvetica" w:eastAsia="Helvetica" w:cs="Helvetica"/>
+                <w:i w:val="false"/>
+                <w:b w:val="false"/>
+                <w:u w:val="none"/>
+                <w:sz w:val="22"/>
+                <w:szCs w:val="22"/>
+                <w:color w:val="000000"/>
+              </w:rPr>
+            </w:pPr>
+            <w:r>
+              <w:rPr>
+                <w:rFonts w:ascii="Helvetica" w:hAnsi="Helvetica" w:eastAsia="Helvetica" w:cs="Helvetica"/>
+                <w:i w:val="false"/>
+                <w:b w:val="false"/>
+                <w:u w:val="none"/>
+                <w:sz w:val="22"/>
+                <w:szCs w:val="22"/>
+                <w:color w:val="000000"/>
+              </w:rPr>
+              <w:t xml:space="preserve">0.81, 1.69</w:t>
             </w:r>
           </w:p>
         </w:tc>
@@ -5933,113 +5933,113 @@
                 <w:szCs w:val="22"/>
                 <w:color w:val="000000"/>
               </w:rPr>
-              <w:t xml:space="preserve">2.27</w:t>
-            </w:r>
-          </w:p>
-        </w:tc>
-        <w:tc>
-          <w:tcPr>
-            <w:tcBorders>
-              <w:bottom w:val="none" w:sz="0" w:space="0" w:color="000000"/>
-              <w:top w:val="none" w:sz="0" w:space="0" w:color="000000"/>
-              <w:left w:val="none" w:sz="0" w:space="0" w:color="000000"/>
-              <w:right w:val="none" w:sz="0" w:space="0" w:color="000000"/>
-            </w:tcBorders>
-            <w:shd w:val="clear" w:color="auto" w:fill="FFFFFF"/>
-            <w:tcMar>
-              <w:top w:w="0" w:type="dxa"/>
-              <w:bottom w:w="0" w:type="dxa"/>
-              <w:left w:w="0" w:type="dxa"/>
-              <w:right w:w="0" w:type="dxa"/>
-            </w:tcMar>
-            <w:vAlign w:val="top"/>
-          </w:tcPr>
-          <w:p>
-            <w:pPr>
-              <w:pStyle w:val="Normal"/>
-              <w:jc w:val="center"/>
-              <w:pBdr>
-                <w:bottom w:val="none" w:sz="0" w:space="0" w:color="000000"/>
-                <w:top w:val="none" w:sz="0" w:space="0" w:color="000000"/>
-                <w:left w:val="none" w:sz="0" w:space="0" w:color="000000"/>
-                <w:right w:val="none" w:sz="0" w:space="0" w:color="000000"/>
-              </w:pBdr>
-              <w:spacing w:after="100" w:before="100" w:line="240"/>
-              <w:ind w:left="100" w:right="100" w:firstLine="0" w:firstLineChars="0"/>
-              <w:rPr>
-                <w:rFonts w:ascii="Helvetica" w:hAnsi="Helvetica" w:eastAsia="Helvetica" w:cs="Helvetica"/>
-                <w:i w:val="false"/>
-                <w:b w:val="false"/>
-                <w:u w:val="none"/>
-                <w:sz w:val="22"/>
-                <w:szCs w:val="22"/>
-                <w:color w:val="000000"/>
-              </w:rPr>
-            </w:pPr>
-            <w:r>
-              <w:rPr>
-                <w:rFonts w:ascii="Helvetica" w:hAnsi="Helvetica" w:eastAsia="Helvetica" w:cs="Helvetica"/>
-                <w:i w:val="false"/>
-                <w:b w:val="false"/>
-                <w:u w:val="none"/>
-                <w:sz w:val="22"/>
-                <w:szCs w:val="22"/>
-                <w:color w:val="000000"/>
-              </w:rPr>
-              <w:t xml:space="preserve">0.41, 12.8</w:t>
-            </w:r>
-          </w:p>
-        </w:tc>
-        <w:tc>
-          <w:tcPr>
-            <w:tcBorders>
-              <w:bottom w:val="none" w:sz="0" w:space="0" w:color="000000"/>
-              <w:top w:val="none" w:sz="0" w:space="0" w:color="000000"/>
-              <w:left w:val="none" w:sz="0" w:space="0" w:color="000000"/>
-              <w:right w:val="none" w:sz="0" w:space="0" w:color="000000"/>
-            </w:tcBorders>
-            <w:shd w:val="clear" w:color="auto" w:fill="FFFFFF"/>
-            <w:tcMar>
-              <w:top w:w="0" w:type="dxa"/>
-              <w:bottom w:w="0" w:type="dxa"/>
-              <w:left w:w="0" w:type="dxa"/>
-              <w:right w:w="0" w:type="dxa"/>
-            </w:tcMar>
-            <w:vAlign w:val="top"/>
-          </w:tcPr>
-          <w:p>
-            <w:pPr>
-              <w:pStyle w:val="Normal"/>
-              <w:jc w:val="center"/>
-              <w:pBdr>
-                <w:bottom w:val="none" w:sz="0" w:space="0" w:color="000000"/>
-                <w:top w:val="none" w:sz="0" w:space="0" w:color="000000"/>
-                <w:left w:val="none" w:sz="0" w:space="0" w:color="000000"/>
-                <w:right w:val="none" w:sz="0" w:space="0" w:color="000000"/>
-              </w:pBdr>
-              <w:spacing w:after="100" w:before="100" w:line="240"/>
-              <w:ind w:left="100" w:right="100" w:firstLine="0" w:firstLineChars="0"/>
-              <w:rPr>
-                <w:rFonts w:ascii="Helvetica" w:hAnsi="Helvetica" w:eastAsia="Helvetica" w:cs="Helvetica"/>
-                <w:i w:val="false"/>
-                <w:b w:val="false"/>
-                <w:u w:val="none"/>
-                <w:sz w:val="22"/>
-                <w:szCs w:val="22"/>
-                <w:color w:val="000000"/>
-              </w:rPr>
-            </w:pPr>
-            <w:r>
-              <w:rPr>
-                <w:rFonts w:ascii="Helvetica" w:hAnsi="Helvetica" w:eastAsia="Helvetica" w:cs="Helvetica"/>
-                <w:i w:val="false"/>
-                <w:b w:val="false"/>
-                <w:u w:val="none"/>
-                <w:sz w:val="22"/>
-                <w:szCs w:val="22"/>
-                <w:color w:val="000000"/>
-              </w:rPr>
-              <w:t xml:space="preserve">0.350</w:t>
+              <w:t xml:space="preserve">2.22</w:t>
+            </w:r>
+          </w:p>
+        </w:tc>
+        <w:tc>
+          <w:tcPr>
+            <w:tcBorders>
+              <w:bottom w:val="none" w:sz="0" w:space="0" w:color="000000"/>
+              <w:top w:val="none" w:sz="0" w:space="0" w:color="000000"/>
+              <w:left w:val="none" w:sz="0" w:space="0" w:color="000000"/>
+              <w:right w:val="none" w:sz="0" w:space="0" w:color="000000"/>
+            </w:tcBorders>
+            <w:shd w:val="clear" w:color="auto" w:fill="FFFFFF"/>
+            <w:tcMar>
+              <w:top w:w="0" w:type="dxa"/>
+              <w:bottom w:w="0" w:type="dxa"/>
+              <w:left w:w="0" w:type="dxa"/>
+              <w:right w:w="0" w:type="dxa"/>
+            </w:tcMar>
+            <w:vAlign w:val="top"/>
+          </w:tcPr>
+          <w:p>
+            <w:pPr>
+              <w:pStyle w:val="Normal"/>
+              <w:jc w:val="center"/>
+              <w:pBdr>
+                <w:bottom w:val="none" w:sz="0" w:space="0" w:color="000000"/>
+                <w:top w:val="none" w:sz="0" w:space="0" w:color="000000"/>
+                <w:left w:val="none" w:sz="0" w:space="0" w:color="000000"/>
+                <w:right w:val="none" w:sz="0" w:space="0" w:color="000000"/>
+              </w:pBdr>
+              <w:spacing w:after="100" w:before="100" w:line="240"/>
+              <w:ind w:left="100" w:right="100" w:firstLine="0" w:firstLineChars="0"/>
+              <w:rPr>
+                <w:rFonts w:ascii="Helvetica" w:hAnsi="Helvetica" w:eastAsia="Helvetica" w:cs="Helvetica"/>
+                <w:i w:val="false"/>
+                <w:b w:val="false"/>
+                <w:u w:val="none"/>
+                <w:sz w:val="22"/>
+                <w:szCs w:val="22"/>
+                <w:color w:val="000000"/>
+              </w:rPr>
+            </w:pPr>
+            <w:r>
+              <w:rPr>
+                <w:rFonts w:ascii="Helvetica" w:hAnsi="Helvetica" w:eastAsia="Helvetica" w:cs="Helvetica"/>
+                <w:i w:val="false"/>
+                <w:b w:val="false"/>
+                <w:u w:val="none"/>
+                <w:sz w:val="22"/>
+                <w:szCs w:val="22"/>
+                <w:color w:val="000000"/>
+              </w:rPr>
+              <w:t xml:space="preserve">0.38, 13.0</w:t>
+            </w:r>
+          </w:p>
+        </w:tc>
+        <w:tc>
+          <w:tcPr>
+            <w:tcBorders>
+              <w:bottom w:val="none" w:sz="0" w:space="0" w:color="000000"/>
+              <w:top w:val="none" w:sz="0" w:space="0" w:color="000000"/>
+              <w:left w:val="none" w:sz="0" w:space="0" w:color="000000"/>
+              <w:right w:val="none" w:sz="0" w:space="0" w:color="000000"/>
+            </w:tcBorders>
+            <w:shd w:val="clear" w:color="auto" w:fill="FFFFFF"/>
+            <w:tcMar>
+              <w:top w:w="0" w:type="dxa"/>
+              <w:bottom w:w="0" w:type="dxa"/>
+              <w:left w:w="0" w:type="dxa"/>
+              <w:right w:w="0" w:type="dxa"/>
+            </w:tcMar>
+            <w:vAlign w:val="top"/>
+          </w:tcPr>
+          <w:p>
+            <w:pPr>
+              <w:pStyle w:val="Normal"/>
+              <w:jc w:val="center"/>
+              <w:pBdr>
+                <w:bottom w:val="none" w:sz="0" w:space="0" w:color="000000"/>
+                <w:top w:val="none" w:sz="0" w:space="0" w:color="000000"/>
+                <w:left w:val="none" w:sz="0" w:space="0" w:color="000000"/>
+                <w:right w:val="none" w:sz="0" w:space="0" w:color="000000"/>
+              </w:pBdr>
+              <w:spacing w:after="100" w:before="100" w:line="240"/>
+              <w:ind w:left="100" w:right="100" w:firstLine="0" w:firstLineChars="0"/>
+              <w:rPr>
+                <w:rFonts w:ascii="Helvetica" w:hAnsi="Helvetica" w:eastAsia="Helvetica" w:cs="Helvetica"/>
+                <w:i w:val="false"/>
+                <w:b w:val="false"/>
+                <w:u w:val="none"/>
+                <w:sz w:val="22"/>
+                <w:szCs w:val="22"/>
+                <w:color w:val="000000"/>
+              </w:rPr>
+            </w:pPr>
+            <w:r>
+              <w:rPr>
+                <w:rFonts w:ascii="Helvetica" w:hAnsi="Helvetica" w:eastAsia="Helvetica" w:cs="Helvetica"/>
+                <w:i w:val="false"/>
+                <w:b w:val="false"/>
+                <w:u w:val="none"/>
+                <w:sz w:val="22"/>
+                <w:szCs w:val="22"/>
+                <w:color w:val="000000"/>
+              </w:rPr>
+              <w:t xml:space="preserve">0.380</w:t>
             </w:r>
           </w:p>
         </w:tc>
@@ -7382,60 +7382,60 @@
                 <w:szCs w:val="22"/>
                 <w:color w:val="000000"/>
               </w:rPr>
-              <w:t xml:space="preserve">675,426</w:t>
-            </w:r>
-          </w:p>
-        </w:tc>
-        <w:tc>
-          <w:tcPr>
-            <w:tcBorders>
-              <w:bottom w:val="none" w:sz="0" w:space="0" w:color="000000"/>
-              <w:top w:val="none" w:sz="0" w:space="0" w:color="000000"/>
-              <w:left w:val="none" w:sz="0" w:space="0" w:color="000000"/>
-              <w:right w:val="none" w:sz="0" w:space="0" w:color="000000"/>
-            </w:tcBorders>
-            <w:shd w:val="clear" w:color="auto" w:fill="FFFFFF"/>
-            <w:tcMar>
-              <w:top w:w="0" w:type="dxa"/>
-              <w:bottom w:w="0" w:type="dxa"/>
-              <w:left w:w="0" w:type="dxa"/>
-              <w:right w:w="0" w:type="dxa"/>
-            </w:tcMar>
-            <w:vAlign w:val="top"/>
-          </w:tcPr>
-          <w:p>
-            <w:pPr>
-              <w:pStyle w:val="Normal"/>
-              <w:jc w:val="center"/>
-              <w:pBdr>
-                <w:bottom w:val="none" w:sz="0" w:space="0" w:color="000000"/>
-                <w:top w:val="none" w:sz="0" w:space="0" w:color="000000"/>
-                <w:left w:val="none" w:sz="0" w:space="0" w:color="000000"/>
-                <w:right w:val="none" w:sz="0" w:space="0" w:color="000000"/>
-              </w:pBdr>
-              <w:spacing w:after="100" w:before="100" w:line="240"/>
-              <w:ind w:left="100" w:right="100" w:firstLine="0" w:firstLineChars="0"/>
-              <w:rPr>
-                <w:rFonts w:ascii="Helvetica" w:hAnsi="Helvetica" w:eastAsia="Helvetica" w:cs="Helvetica"/>
-                <w:i w:val="false"/>
-                <w:b w:val="false"/>
-                <w:u w:val="none"/>
-                <w:sz w:val="22"/>
-                <w:szCs w:val="22"/>
-                <w:color w:val="000000"/>
-              </w:rPr>
-            </w:pPr>
-            <w:r>
-              <w:rPr>
-                <w:rFonts w:ascii="Helvetica" w:hAnsi="Helvetica" w:eastAsia="Helvetica" w:cs="Helvetica"/>
-                <w:i w:val="false"/>
-                <w:b w:val="false"/>
-                <w:u w:val="none"/>
-                <w:sz w:val="22"/>
-                <w:szCs w:val="22"/>
-                <w:color w:val="000000"/>
-              </w:rPr>
-              <w:t xml:space="preserve">4,873, 93,617,678</w:t>
+              <w:t xml:space="preserve">188,915</w:t>
+            </w:r>
+          </w:p>
+        </w:tc>
+        <w:tc>
+          <w:tcPr>
+            <w:tcBorders>
+              <w:bottom w:val="none" w:sz="0" w:space="0" w:color="000000"/>
+              <w:top w:val="none" w:sz="0" w:space="0" w:color="000000"/>
+              <w:left w:val="none" w:sz="0" w:space="0" w:color="000000"/>
+              <w:right w:val="none" w:sz="0" w:space="0" w:color="000000"/>
+            </w:tcBorders>
+            <w:shd w:val="clear" w:color="auto" w:fill="FFFFFF"/>
+            <w:tcMar>
+              <w:top w:w="0" w:type="dxa"/>
+              <w:bottom w:w="0" w:type="dxa"/>
+              <w:left w:w="0" w:type="dxa"/>
+              <w:right w:w="0" w:type="dxa"/>
+            </w:tcMar>
+            <w:vAlign w:val="top"/>
+          </w:tcPr>
+          <w:p>
+            <w:pPr>
+              <w:pStyle w:val="Normal"/>
+              <w:jc w:val="center"/>
+              <w:pBdr>
+                <w:bottom w:val="none" w:sz="0" w:space="0" w:color="000000"/>
+                <w:top w:val="none" w:sz="0" w:space="0" w:color="000000"/>
+                <w:left w:val="none" w:sz="0" w:space="0" w:color="000000"/>
+                <w:right w:val="none" w:sz="0" w:space="0" w:color="000000"/>
+              </w:pBdr>
+              <w:spacing w:after="100" w:before="100" w:line="240"/>
+              <w:ind w:left="100" w:right="100" w:firstLine="0" w:firstLineChars="0"/>
+              <w:rPr>
+                <w:rFonts w:ascii="Helvetica" w:hAnsi="Helvetica" w:eastAsia="Helvetica" w:cs="Helvetica"/>
+                <w:i w:val="false"/>
+                <w:b w:val="false"/>
+                <w:u w:val="none"/>
+                <w:sz w:val="22"/>
+                <w:szCs w:val="22"/>
+                <w:color w:val="000000"/>
+              </w:rPr>
+            </w:pPr>
+            <w:r>
+              <w:rPr>
+                <w:rFonts w:ascii="Helvetica" w:hAnsi="Helvetica" w:eastAsia="Helvetica" w:cs="Helvetica"/>
+                <w:i w:val="false"/>
+                <w:b w:val="false"/>
+                <w:u w:val="none"/>
+                <w:sz w:val="22"/>
+                <w:szCs w:val="22"/>
+                <w:color w:val="000000"/>
+              </w:rPr>
+              <w:t xml:space="preserve">3,548, 10,059,698</w:t>
             </w:r>
           </w:p>
         </w:tc>
@@ -7865,113 +7865,113 @@
                 <w:szCs w:val="22"/>
                 <w:color w:val="000000"/>
               </w:rPr>
-              <w:t xml:space="preserve">9.56</w:t>
-            </w:r>
-          </w:p>
-        </w:tc>
-        <w:tc>
-          <w:tcPr>
-            <w:tcBorders>
-              <w:bottom w:val="none" w:sz="0" w:space="0" w:color="000000"/>
-              <w:top w:val="none" w:sz="0" w:space="0" w:color="000000"/>
-              <w:left w:val="none" w:sz="0" w:space="0" w:color="000000"/>
-              <w:right w:val="none" w:sz="0" w:space="0" w:color="000000"/>
-            </w:tcBorders>
-            <w:shd w:val="clear" w:color="auto" w:fill="FFFFFF"/>
-            <w:tcMar>
-              <w:top w:w="0" w:type="dxa"/>
-              <w:bottom w:w="0" w:type="dxa"/>
-              <w:left w:w="0" w:type="dxa"/>
-              <w:right w:w="0" w:type="dxa"/>
-            </w:tcMar>
-            <w:vAlign w:val="top"/>
-          </w:tcPr>
-          <w:p>
-            <w:pPr>
-              <w:pStyle w:val="Normal"/>
-              <w:jc w:val="center"/>
-              <w:pBdr>
-                <w:bottom w:val="none" w:sz="0" w:space="0" w:color="000000"/>
-                <w:top w:val="none" w:sz="0" w:space="0" w:color="000000"/>
-                <w:left w:val="none" w:sz="0" w:space="0" w:color="000000"/>
-                <w:right w:val="none" w:sz="0" w:space="0" w:color="000000"/>
-              </w:pBdr>
-              <w:spacing w:after="100" w:before="100" w:line="240"/>
-              <w:ind w:left="100" w:right="100" w:firstLine="0" w:firstLineChars="0"/>
-              <w:rPr>
-                <w:rFonts w:ascii="Helvetica" w:hAnsi="Helvetica" w:eastAsia="Helvetica" w:cs="Helvetica"/>
-                <w:i w:val="false"/>
-                <w:b w:val="false"/>
-                <w:u w:val="none"/>
-                <w:sz w:val="22"/>
-                <w:szCs w:val="22"/>
-                <w:color w:val="000000"/>
-              </w:rPr>
-            </w:pPr>
-            <w:r>
-              <w:rPr>
-                <w:rFonts w:ascii="Helvetica" w:hAnsi="Helvetica" w:eastAsia="Helvetica" w:cs="Helvetica"/>
-                <w:i w:val="false"/>
-                <w:b w:val="false"/>
-                <w:u w:val="none"/>
-                <w:sz w:val="22"/>
-                <w:szCs w:val="22"/>
-                <w:color w:val="000000"/>
-              </w:rPr>
-              <w:t xml:space="preserve">0.12, 771</w:t>
-            </w:r>
-          </w:p>
-        </w:tc>
-        <w:tc>
-          <w:tcPr>
-            <w:tcBorders>
-              <w:bottom w:val="none" w:sz="0" w:space="0" w:color="000000"/>
-              <w:top w:val="none" w:sz="0" w:space="0" w:color="000000"/>
-              <w:left w:val="none" w:sz="0" w:space="0" w:color="000000"/>
-              <w:right w:val="none" w:sz="0" w:space="0" w:color="000000"/>
-            </w:tcBorders>
-            <w:shd w:val="clear" w:color="auto" w:fill="FFFFFF"/>
-            <w:tcMar>
-              <w:top w:w="0" w:type="dxa"/>
-              <w:bottom w:w="0" w:type="dxa"/>
-              <w:left w:w="0" w:type="dxa"/>
-              <w:right w:w="0" w:type="dxa"/>
-            </w:tcMar>
-            <w:vAlign w:val="top"/>
-          </w:tcPr>
-          <w:p>
-            <w:pPr>
-              <w:pStyle w:val="Normal"/>
-              <w:jc w:val="center"/>
-              <w:pBdr>
-                <w:bottom w:val="none" w:sz="0" w:space="0" w:color="000000"/>
-                <w:top w:val="none" w:sz="0" w:space="0" w:color="000000"/>
-                <w:left w:val="none" w:sz="0" w:space="0" w:color="000000"/>
-                <w:right w:val="none" w:sz="0" w:space="0" w:color="000000"/>
-              </w:pBdr>
-              <w:spacing w:after="100" w:before="100" w:line="240"/>
-              <w:ind w:left="100" w:right="100" w:firstLine="0" w:firstLineChars="0"/>
-              <w:rPr>
-                <w:rFonts w:ascii="Helvetica" w:hAnsi="Helvetica" w:eastAsia="Helvetica" w:cs="Helvetica"/>
-                <w:i w:val="false"/>
-                <w:b w:val="false"/>
-                <w:u w:val="none"/>
-                <w:sz w:val="22"/>
-                <w:szCs w:val="22"/>
-                <w:color w:val="000000"/>
-              </w:rPr>
-            </w:pPr>
-            <w:r>
-              <w:rPr>
-                <w:rFonts w:ascii="Helvetica" w:hAnsi="Helvetica" w:eastAsia="Helvetica" w:cs="Helvetica"/>
-                <w:i w:val="false"/>
-                <w:b w:val="false"/>
-                <w:u w:val="none"/>
-                <w:sz w:val="22"/>
-                <w:szCs w:val="22"/>
-                <w:color w:val="000000"/>
-              </w:rPr>
-              <w:t xml:space="preserve">0.310</w:t>
+              <w:t xml:space="preserve">20.1</w:t>
+            </w:r>
+          </w:p>
+        </w:tc>
+        <w:tc>
+          <w:tcPr>
+            <w:tcBorders>
+              <w:bottom w:val="none" w:sz="0" w:space="0" w:color="000000"/>
+              <w:top w:val="none" w:sz="0" w:space="0" w:color="000000"/>
+              <w:left w:val="none" w:sz="0" w:space="0" w:color="000000"/>
+              <w:right w:val="none" w:sz="0" w:space="0" w:color="000000"/>
+            </w:tcBorders>
+            <w:shd w:val="clear" w:color="auto" w:fill="FFFFFF"/>
+            <w:tcMar>
+              <w:top w:w="0" w:type="dxa"/>
+              <w:bottom w:w="0" w:type="dxa"/>
+              <w:left w:w="0" w:type="dxa"/>
+              <w:right w:w="0" w:type="dxa"/>
+            </w:tcMar>
+            <w:vAlign w:val="top"/>
+          </w:tcPr>
+          <w:p>
+            <w:pPr>
+              <w:pStyle w:val="Normal"/>
+              <w:jc w:val="center"/>
+              <w:pBdr>
+                <w:bottom w:val="none" w:sz="0" w:space="0" w:color="000000"/>
+                <w:top w:val="none" w:sz="0" w:space="0" w:color="000000"/>
+                <w:left w:val="none" w:sz="0" w:space="0" w:color="000000"/>
+                <w:right w:val="none" w:sz="0" w:space="0" w:color="000000"/>
+              </w:pBdr>
+              <w:spacing w:after="100" w:before="100" w:line="240"/>
+              <w:ind w:left="100" w:right="100" w:firstLine="0" w:firstLineChars="0"/>
+              <w:rPr>
+                <w:rFonts w:ascii="Helvetica" w:hAnsi="Helvetica" w:eastAsia="Helvetica" w:cs="Helvetica"/>
+                <w:i w:val="false"/>
+                <w:b w:val="false"/>
+                <w:u w:val="none"/>
+                <w:sz w:val="22"/>
+                <w:szCs w:val="22"/>
+                <w:color w:val="000000"/>
+              </w:rPr>
+            </w:pPr>
+            <w:r>
+              <w:rPr>
+                <w:rFonts w:ascii="Helvetica" w:hAnsi="Helvetica" w:eastAsia="Helvetica" w:cs="Helvetica"/>
+                <w:i w:val="false"/>
+                <w:b w:val="false"/>
+                <w:u w:val="none"/>
+                <w:sz w:val="22"/>
+                <w:szCs w:val="22"/>
+                <w:color w:val="000000"/>
+              </w:rPr>
+              <w:t xml:space="preserve">0.13, 3,153</w:t>
+            </w:r>
+          </w:p>
+        </w:tc>
+        <w:tc>
+          <w:tcPr>
+            <w:tcBorders>
+              <w:bottom w:val="none" w:sz="0" w:space="0" w:color="000000"/>
+              <w:top w:val="none" w:sz="0" w:space="0" w:color="000000"/>
+              <w:left w:val="none" w:sz="0" w:space="0" w:color="000000"/>
+              <w:right w:val="none" w:sz="0" w:space="0" w:color="000000"/>
+            </w:tcBorders>
+            <w:shd w:val="clear" w:color="auto" w:fill="FFFFFF"/>
+            <w:tcMar>
+              <w:top w:w="0" w:type="dxa"/>
+              <w:bottom w:w="0" w:type="dxa"/>
+              <w:left w:w="0" w:type="dxa"/>
+              <w:right w:w="0" w:type="dxa"/>
+            </w:tcMar>
+            <w:vAlign w:val="top"/>
+          </w:tcPr>
+          <w:p>
+            <w:pPr>
+              <w:pStyle w:val="Normal"/>
+              <w:jc w:val="center"/>
+              <w:pBdr>
+                <w:bottom w:val="none" w:sz="0" w:space="0" w:color="000000"/>
+                <w:top w:val="none" w:sz="0" w:space="0" w:color="000000"/>
+                <w:left w:val="none" w:sz="0" w:space="0" w:color="000000"/>
+                <w:right w:val="none" w:sz="0" w:space="0" w:color="000000"/>
+              </w:pBdr>
+              <w:spacing w:after="100" w:before="100" w:line="240"/>
+              <w:ind w:left="100" w:right="100" w:firstLine="0" w:firstLineChars="0"/>
+              <w:rPr>
+                <w:rFonts w:ascii="Helvetica" w:hAnsi="Helvetica" w:eastAsia="Helvetica" w:cs="Helvetica"/>
+                <w:i w:val="false"/>
+                <w:b w:val="false"/>
+                <w:u w:val="none"/>
+                <w:sz w:val="22"/>
+                <w:szCs w:val="22"/>
+                <w:color w:val="000000"/>
+              </w:rPr>
+            </w:pPr>
+            <w:r>
+              <w:rPr>
+                <w:rFonts w:ascii="Helvetica" w:hAnsi="Helvetica" w:eastAsia="Helvetica" w:cs="Helvetica"/>
+                <w:i w:val="false"/>
+                <w:b w:val="false"/>
+                <w:u w:val="none"/>
+                <w:sz w:val="22"/>
+                <w:szCs w:val="22"/>
+                <w:color w:val="000000"/>
+              </w:rPr>
+              <w:t xml:space="preserve">0.240</w:t>
             </w:r>
           </w:p>
         </w:tc>
@@ -8348,60 +8348,60 @@
                 <w:szCs w:val="22"/>
                 <w:color w:val="000000"/>
               </w:rPr>
-              <w:t xml:space="preserve">836,184</w:t>
-            </w:r>
-          </w:p>
-        </w:tc>
-        <w:tc>
-          <w:tcPr>
-            <w:tcBorders>
-              <w:bottom w:val="none" w:sz="0" w:space="0" w:color="000000"/>
-              <w:top w:val="none" w:sz="0" w:space="0" w:color="000000"/>
-              <w:left w:val="none" w:sz="0" w:space="0" w:color="000000"/>
-              <w:right w:val="none" w:sz="0" w:space="0" w:color="000000"/>
-            </w:tcBorders>
-            <w:shd w:val="clear" w:color="auto" w:fill="FFFFFF"/>
-            <w:tcMar>
-              <w:top w:w="0" w:type="dxa"/>
-              <w:bottom w:w="0" w:type="dxa"/>
-              <w:left w:w="0" w:type="dxa"/>
-              <w:right w:w="0" w:type="dxa"/>
-            </w:tcMar>
-            <w:vAlign w:val="top"/>
-          </w:tcPr>
-          <w:p>
-            <w:pPr>
-              <w:pStyle w:val="Normal"/>
-              <w:jc w:val="center"/>
-              <w:pBdr>
-                <w:bottom w:val="none" w:sz="0" w:space="0" w:color="000000"/>
-                <w:top w:val="none" w:sz="0" w:space="0" w:color="000000"/>
-                <w:left w:val="none" w:sz="0" w:space="0" w:color="000000"/>
-                <w:right w:val="none" w:sz="0" w:space="0" w:color="000000"/>
-              </w:pBdr>
-              <w:spacing w:after="100" w:before="100" w:line="240"/>
-              <w:ind w:left="100" w:right="100" w:firstLine="0" w:firstLineChars="0"/>
-              <w:rPr>
-                <w:rFonts w:ascii="Helvetica" w:hAnsi="Helvetica" w:eastAsia="Helvetica" w:cs="Helvetica"/>
-                <w:i w:val="false"/>
-                <w:b w:val="false"/>
-                <w:u w:val="none"/>
-                <w:sz w:val="22"/>
-                <w:szCs w:val="22"/>
-                <w:color w:val="000000"/>
-              </w:rPr>
-            </w:pPr>
-            <w:r>
-              <w:rPr>
-                <w:rFonts w:ascii="Helvetica" w:hAnsi="Helvetica" w:eastAsia="Helvetica" w:cs="Helvetica"/>
-                <w:i w:val="false"/>
-                <w:b w:val="false"/>
-                <w:u w:val="none"/>
-                <w:sz w:val="22"/>
-                <w:szCs w:val="22"/>
-                <w:color w:val="000000"/>
-              </w:rPr>
-              <w:t xml:space="preserve">3,312, 211,143,981</w:t>
+              <w:t xml:space="preserve">240,503</w:t>
+            </w:r>
+          </w:p>
+        </w:tc>
+        <w:tc>
+          <w:tcPr>
+            <w:tcBorders>
+              <w:bottom w:val="none" w:sz="0" w:space="0" w:color="000000"/>
+              <w:top w:val="none" w:sz="0" w:space="0" w:color="000000"/>
+              <w:left w:val="none" w:sz="0" w:space="0" w:color="000000"/>
+              <w:right w:val="none" w:sz="0" w:space="0" w:color="000000"/>
+            </w:tcBorders>
+            <w:shd w:val="clear" w:color="auto" w:fill="FFFFFF"/>
+            <w:tcMar>
+              <w:top w:w="0" w:type="dxa"/>
+              <w:bottom w:w="0" w:type="dxa"/>
+              <w:left w:w="0" w:type="dxa"/>
+              <w:right w:w="0" w:type="dxa"/>
+            </w:tcMar>
+            <w:vAlign w:val="top"/>
+          </w:tcPr>
+          <w:p>
+            <w:pPr>
+              <w:pStyle w:val="Normal"/>
+              <w:jc w:val="center"/>
+              <w:pBdr>
+                <w:bottom w:val="none" w:sz="0" w:space="0" w:color="000000"/>
+                <w:top w:val="none" w:sz="0" w:space="0" w:color="000000"/>
+                <w:left w:val="none" w:sz="0" w:space="0" w:color="000000"/>
+                <w:right w:val="none" w:sz="0" w:space="0" w:color="000000"/>
+              </w:pBdr>
+              <w:spacing w:after="100" w:before="100" w:line="240"/>
+              <w:ind w:left="100" w:right="100" w:firstLine="0" w:firstLineChars="0"/>
+              <w:rPr>
+                <w:rFonts w:ascii="Helvetica" w:hAnsi="Helvetica" w:eastAsia="Helvetica" w:cs="Helvetica"/>
+                <w:i w:val="false"/>
+                <w:b w:val="false"/>
+                <w:u w:val="none"/>
+                <w:sz w:val="22"/>
+                <w:szCs w:val="22"/>
+                <w:color w:val="000000"/>
+              </w:rPr>
+            </w:pPr>
+            <w:r>
+              <w:rPr>
+                <w:rFonts w:ascii="Helvetica" w:hAnsi="Helvetica" w:eastAsia="Helvetica" w:cs="Helvetica"/>
+                <w:i w:val="false"/>
+                <w:b w:val="false"/>
+                <w:u w:val="none"/>
+                <w:sz w:val="22"/>
+                <w:szCs w:val="22"/>
+                <w:color w:val="000000"/>
+              </w:rPr>
+              <w:t xml:space="preserve">2,772, 20,865,356</w:t>
             </w:r>
           </w:p>
         </w:tc>
@@ -8831,60 +8831,60 @@
                 <w:szCs w:val="22"/>
                 <w:color w:val="000000"/>
               </w:rPr>
-              <w:t xml:space="preserve">22.6</w:t>
-            </w:r>
-          </w:p>
-        </w:tc>
-        <w:tc>
-          <w:tcPr>
-            <w:tcBorders>
-              <w:bottom w:val="none" w:sz="0" w:space="0" w:color="000000"/>
-              <w:top w:val="none" w:sz="0" w:space="0" w:color="000000"/>
-              <w:left w:val="none" w:sz="0" w:space="0" w:color="000000"/>
-              <w:right w:val="none" w:sz="0" w:space="0" w:color="000000"/>
-            </w:tcBorders>
-            <w:shd w:val="clear" w:color="auto" w:fill="FFFFFF"/>
-            <w:tcMar>
-              <w:top w:w="0" w:type="dxa"/>
-              <w:bottom w:w="0" w:type="dxa"/>
-              <w:left w:w="0" w:type="dxa"/>
-              <w:right w:w="0" w:type="dxa"/>
-            </w:tcMar>
-            <w:vAlign w:val="top"/>
-          </w:tcPr>
-          <w:p>
-            <w:pPr>
-              <w:pStyle w:val="Normal"/>
-              <w:jc w:val="center"/>
-              <w:pBdr>
-                <w:bottom w:val="none" w:sz="0" w:space="0" w:color="000000"/>
-                <w:top w:val="none" w:sz="0" w:space="0" w:color="000000"/>
-                <w:left w:val="none" w:sz="0" w:space="0" w:color="000000"/>
-                <w:right w:val="none" w:sz="0" w:space="0" w:color="000000"/>
-              </w:pBdr>
-              <w:spacing w:after="100" w:before="100" w:line="240"/>
-              <w:ind w:left="100" w:right="100" w:firstLine="0" w:firstLineChars="0"/>
-              <w:rPr>
-                <w:rFonts w:ascii="Helvetica" w:hAnsi="Helvetica" w:eastAsia="Helvetica" w:cs="Helvetica"/>
-                <w:i w:val="false"/>
-                <w:b w:val="false"/>
-                <w:u w:val="none"/>
-                <w:sz w:val="22"/>
-                <w:szCs w:val="22"/>
-                <w:color w:val="000000"/>
-              </w:rPr>
-            </w:pPr>
-            <w:r>
-              <w:rPr>
-                <w:rFonts w:ascii="Helvetica" w:hAnsi="Helvetica" w:eastAsia="Helvetica" w:cs="Helvetica"/>
-                <w:i w:val="false"/>
-                <w:b w:val="false"/>
-                <w:u w:val="none"/>
-                <w:sz w:val="22"/>
-                <w:szCs w:val="22"/>
-                <w:color w:val="000000"/>
-              </w:rPr>
-              <w:t xml:space="preserve">0.20, 2,584</w:t>
+              <w:t xml:space="preserve">17.1</w:t>
+            </w:r>
+          </w:p>
+        </w:tc>
+        <w:tc>
+          <w:tcPr>
+            <w:tcBorders>
+              <w:bottom w:val="none" w:sz="0" w:space="0" w:color="000000"/>
+              <w:top w:val="none" w:sz="0" w:space="0" w:color="000000"/>
+              <w:left w:val="none" w:sz="0" w:space="0" w:color="000000"/>
+              <w:right w:val="none" w:sz="0" w:space="0" w:color="000000"/>
+            </w:tcBorders>
+            <w:shd w:val="clear" w:color="auto" w:fill="FFFFFF"/>
+            <w:tcMar>
+              <w:top w:w="0" w:type="dxa"/>
+              <w:bottom w:w="0" w:type="dxa"/>
+              <w:left w:w="0" w:type="dxa"/>
+              <w:right w:w="0" w:type="dxa"/>
+            </w:tcMar>
+            <w:vAlign w:val="top"/>
+          </w:tcPr>
+          <w:p>
+            <w:pPr>
+              <w:pStyle w:val="Normal"/>
+              <w:jc w:val="center"/>
+              <w:pBdr>
+                <w:bottom w:val="none" w:sz="0" w:space="0" w:color="000000"/>
+                <w:top w:val="none" w:sz="0" w:space="0" w:color="000000"/>
+                <w:left w:val="none" w:sz="0" w:space="0" w:color="000000"/>
+                <w:right w:val="none" w:sz="0" w:space="0" w:color="000000"/>
+              </w:pBdr>
+              <w:spacing w:after="100" w:before="100" w:line="240"/>
+              <w:ind w:left="100" w:right="100" w:firstLine="0" w:firstLineChars="0"/>
+              <w:rPr>
+                <w:rFonts w:ascii="Helvetica" w:hAnsi="Helvetica" w:eastAsia="Helvetica" w:cs="Helvetica"/>
+                <w:i w:val="false"/>
+                <w:b w:val="false"/>
+                <w:u w:val="none"/>
+                <w:sz w:val="22"/>
+                <w:szCs w:val="22"/>
+                <w:color w:val="000000"/>
+              </w:rPr>
+            </w:pPr>
+            <w:r>
+              <w:rPr>
+                <w:rFonts w:ascii="Helvetica" w:hAnsi="Helvetica" w:eastAsia="Helvetica" w:cs="Helvetica"/>
+                <w:i w:val="false"/>
+                <w:b w:val="false"/>
+                <w:u w:val="none"/>
+                <w:sz w:val="22"/>
+                <w:szCs w:val="22"/>
+                <w:color w:val="000000"/>
+              </w:rPr>
+              <w:t xml:space="preserve">0.21, 1,372</w:t>
             </w:r>
           </w:p>
         </w:tc>
@@ -9314,60 +9314,60 @@
                 <w:szCs w:val="22"/>
                 <w:color w:val="000000"/>
               </w:rPr>
-              <w:t xml:space="preserve">134,949</w:t>
-            </w:r>
-          </w:p>
-        </w:tc>
-        <w:tc>
-          <w:tcPr>
-            <w:tcBorders>
-              <w:bottom w:val="none" w:sz="0" w:space="0" w:color="000000"/>
-              <w:top w:val="none" w:sz="0" w:space="0" w:color="000000"/>
-              <w:left w:val="none" w:sz="0" w:space="0" w:color="000000"/>
-              <w:right w:val="none" w:sz="0" w:space="0" w:color="000000"/>
-            </w:tcBorders>
-            <w:shd w:val="clear" w:color="auto" w:fill="FFFFFF"/>
-            <w:tcMar>
-              <w:top w:w="0" w:type="dxa"/>
-              <w:bottom w:w="0" w:type="dxa"/>
-              <w:left w:w="0" w:type="dxa"/>
-              <w:right w:w="0" w:type="dxa"/>
-            </w:tcMar>
-            <w:vAlign w:val="top"/>
-          </w:tcPr>
-          <w:p>
-            <w:pPr>
-              <w:pStyle w:val="Normal"/>
-              <w:jc w:val="center"/>
-              <w:pBdr>
-                <w:bottom w:val="none" w:sz="0" w:space="0" w:color="000000"/>
-                <w:top w:val="none" w:sz="0" w:space="0" w:color="000000"/>
-                <w:left w:val="none" w:sz="0" w:space="0" w:color="000000"/>
-                <w:right w:val="none" w:sz="0" w:space="0" w:color="000000"/>
-              </w:pBdr>
-              <w:spacing w:after="100" w:before="100" w:line="240"/>
-              <w:ind w:left="100" w:right="100" w:firstLine="0" w:firstLineChars="0"/>
-              <w:rPr>
-                <w:rFonts w:ascii="Helvetica" w:hAnsi="Helvetica" w:eastAsia="Helvetica" w:cs="Helvetica"/>
-                <w:i w:val="false"/>
-                <w:b w:val="false"/>
-                <w:u w:val="none"/>
-                <w:sz w:val="22"/>
-                <w:szCs w:val="22"/>
-                <w:color w:val="000000"/>
-              </w:rPr>
-            </w:pPr>
-            <w:r>
-              <w:rPr>
-                <w:rFonts w:ascii="Helvetica" w:hAnsi="Helvetica" w:eastAsia="Helvetica" w:cs="Helvetica"/>
-                <w:i w:val="false"/>
-                <w:b w:val="false"/>
-                <w:u w:val="none"/>
-                <w:sz w:val="22"/>
-                <w:szCs w:val="22"/>
-                <w:color w:val="000000"/>
-              </w:rPr>
-              <w:t xml:space="preserve">2,883, 6,317,002</w:t>
+              <w:t xml:space="preserve">101,084</w:t>
+            </w:r>
+          </w:p>
+        </w:tc>
+        <w:tc>
+          <w:tcPr>
+            <w:tcBorders>
+              <w:bottom w:val="none" w:sz="0" w:space="0" w:color="000000"/>
+              <w:top w:val="none" w:sz="0" w:space="0" w:color="000000"/>
+              <w:left w:val="none" w:sz="0" w:space="0" w:color="000000"/>
+              <w:right w:val="none" w:sz="0" w:space="0" w:color="000000"/>
+            </w:tcBorders>
+            <w:shd w:val="clear" w:color="auto" w:fill="FFFFFF"/>
+            <w:tcMar>
+              <w:top w:w="0" w:type="dxa"/>
+              <w:bottom w:w="0" w:type="dxa"/>
+              <w:left w:w="0" w:type="dxa"/>
+              <w:right w:w="0" w:type="dxa"/>
+            </w:tcMar>
+            <w:vAlign w:val="top"/>
+          </w:tcPr>
+          <w:p>
+            <w:pPr>
+              <w:pStyle w:val="Normal"/>
+              <w:jc w:val="center"/>
+              <w:pBdr>
+                <w:bottom w:val="none" w:sz="0" w:space="0" w:color="000000"/>
+                <w:top w:val="none" w:sz="0" w:space="0" w:color="000000"/>
+                <w:left w:val="none" w:sz="0" w:space="0" w:color="000000"/>
+                <w:right w:val="none" w:sz="0" w:space="0" w:color="000000"/>
+              </w:pBdr>
+              <w:spacing w:after="100" w:before="100" w:line="240"/>
+              <w:ind w:left="100" w:right="100" w:firstLine="0" w:firstLineChars="0"/>
+              <w:rPr>
+                <w:rFonts w:ascii="Helvetica" w:hAnsi="Helvetica" w:eastAsia="Helvetica" w:cs="Helvetica"/>
+                <w:i w:val="false"/>
+                <w:b w:val="false"/>
+                <w:u w:val="none"/>
+                <w:sz w:val="22"/>
+                <w:szCs w:val="22"/>
+                <w:color w:val="000000"/>
+              </w:rPr>
+            </w:pPr>
+            <w:r>
+              <w:rPr>
+                <w:rFonts w:ascii="Helvetica" w:hAnsi="Helvetica" w:eastAsia="Helvetica" w:cs="Helvetica"/>
+                <w:i w:val="false"/>
+                <w:b w:val="false"/>
+                <w:u w:val="none"/>
+                <w:sz w:val="22"/>
+                <w:szCs w:val="22"/>
+                <w:color w:val="000000"/>
+              </w:rPr>
+              <w:t xml:space="preserve">2,986, 3,421,640</w:t>
             </w:r>
           </w:p>
         </w:tc>
@@ -10816,60 +10816,60 @@
                 <w:szCs w:val="22"/>
                 <w:color w:val="000000"/>
               </w:rPr>
-              <w:t xml:space="preserve">0.00, 1.15</w:t>
-            </w:r>
-          </w:p>
-        </w:tc>
-        <w:tc>
-          <w:tcPr>
-            <w:tcBorders>
-              <w:bottom w:val="none" w:sz="0" w:space="0" w:color="000000"/>
-              <w:top w:val="none" w:sz="0" w:space="0" w:color="000000"/>
-              <w:left w:val="none" w:sz="0" w:space="0" w:color="000000"/>
-              <w:right w:val="none" w:sz="0" w:space="0" w:color="000000"/>
-            </w:tcBorders>
-            <w:shd w:val="clear" w:color="auto" w:fill="FFFFFF"/>
-            <w:tcMar>
-              <w:top w:w="0" w:type="dxa"/>
-              <w:bottom w:w="0" w:type="dxa"/>
-              <w:left w:w="0" w:type="dxa"/>
-              <w:right w:w="0" w:type="dxa"/>
-            </w:tcMar>
-            <w:vAlign w:val="top"/>
-          </w:tcPr>
-          <w:p>
-            <w:pPr>
-              <w:pStyle w:val="Normal"/>
-              <w:jc w:val="center"/>
-              <w:pBdr>
-                <w:bottom w:val="none" w:sz="0" w:space="0" w:color="000000"/>
-                <w:top w:val="none" w:sz="0" w:space="0" w:color="000000"/>
-                <w:left w:val="none" w:sz="0" w:space="0" w:color="000000"/>
-                <w:right w:val="none" w:sz="0" w:space="0" w:color="000000"/>
-              </w:pBdr>
-              <w:spacing w:after="100" w:before="100" w:line="240"/>
-              <w:ind w:left="100" w:right="100" w:firstLine="0" w:firstLineChars="0"/>
-              <w:rPr>
-                <w:rFonts w:ascii="Helvetica" w:hAnsi="Helvetica" w:eastAsia="Helvetica" w:cs="Helvetica"/>
-                <w:i w:val="false"/>
-                <w:b w:val="false"/>
-                <w:u w:val="none"/>
-                <w:sz w:val="22"/>
-                <w:szCs w:val="22"/>
-                <w:color w:val="000000"/>
-              </w:rPr>
-            </w:pPr>
-            <w:r>
-              <w:rPr>
-                <w:rFonts w:ascii="Helvetica" w:hAnsi="Helvetica" w:eastAsia="Helvetica" w:cs="Helvetica"/>
-                <w:i w:val="false"/>
-                <w:b w:val="false"/>
-                <w:u w:val="none"/>
-                <w:sz w:val="22"/>
-                <w:szCs w:val="22"/>
-                <w:color w:val="000000"/>
-              </w:rPr>
-              <w:t xml:space="preserve">0.057</w:t>
+              <w:t xml:space="preserve">0.00, 1.23</w:t>
+            </w:r>
+          </w:p>
+        </w:tc>
+        <w:tc>
+          <w:tcPr>
+            <w:tcBorders>
+              <w:bottom w:val="none" w:sz="0" w:space="0" w:color="000000"/>
+              <w:top w:val="none" w:sz="0" w:space="0" w:color="000000"/>
+              <w:left w:val="none" w:sz="0" w:space="0" w:color="000000"/>
+              <w:right w:val="none" w:sz="0" w:space="0" w:color="000000"/>
+            </w:tcBorders>
+            <w:shd w:val="clear" w:color="auto" w:fill="FFFFFF"/>
+            <w:tcMar>
+              <w:top w:w="0" w:type="dxa"/>
+              <w:bottom w:w="0" w:type="dxa"/>
+              <w:left w:w="0" w:type="dxa"/>
+              <w:right w:w="0" w:type="dxa"/>
+            </w:tcMar>
+            <w:vAlign w:val="top"/>
+          </w:tcPr>
+          <w:p>
+            <w:pPr>
+              <w:pStyle w:val="Normal"/>
+              <w:jc w:val="center"/>
+              <w:pBdr>
+                <w:bottom w:val="none" w:sz="0" w:space="0" w:color="000000"/>
+                <w:top w:val="none" w:sz="0" w:space="0" w:color="000000"/>
+                <w:left w:val="none" w:sz="0" w:space="0" w:color="000000"/>
+                <w:right w:val="none" w:sz="0" w:space="0" w:color="000000"/>
+              </w:pBdr>
+              <w:spacing w:after="100" w:before="100" w:line="240"/>
+              <w:ind w:left="100" w:right="100" w:firstLine="0" w:firstLineChars="0"/>
+              <w:rPr>
+                <w:rFonts w:ascii="Helvetica" w:hAnsi="Helvetica" w:eastAsia="Helvetica" w:cs="Helvetica"/>
+                <w:i w:val="false"/>
+                <w:b w:val="false"/>
+                <w:u w:val="none"/>
+                <w:sz w:val="22"/>
+                <w:szCs w:val="22"/>
+                <w:color w:val="000000"/>
+              </w:rPr>
+            </w:pPr>
+            <w:r>
+              <w:rPr>
+                <w:rFonts w:ascii="Helvetica" w:hAnsi="Helvetica" w:eastAsia="Helvetica" w:cs="Helvetica"/>
+                <w:i w:val="false"/>
+                <w:b w:val="false"/>
+                <w:u w:val="none"/>
+                <w:sz w:val="22"/>
+                <w:szCs w:val="22"/>
+                <w:color w:val="000000"/>
+              </w:rPr>
+              <w:t xml:space="preserve">0.061</w:t>
             </w:r>
           </w:p>
         </w:tc>
@@ -11246,120 +11246,120 @@
                 <w:szCs w:val="22"/>
                 <w:color w:val="000000"/>
               </w:rPr>
-              <w:t xml:space="preserve">0.21</w:t>
-            </w:r>
-          </w:p>
-        </w:tc>
-        <w:tc>
-          <w:tcPr>
-            <w:tcBorders>
-              <w:bottom w:val="none" w:sz="0" w:space="0" w:color="000000"/>
-              <w:top w:val="none" w:sz="0" w:space="0" w:color="000000"/>
-              <w:left w:val="none" w:sz="0" w:space="0" w:color="000000"/>
-              <w:right w:val="none" w:sz="0" w:space="0" w:color="000000"/>
-            </w:tcBorders>
-            <w:shd w:val="clear" w:color="auto" w:fill="FFFFFF"/>
-            <w:tcMar>
-              <w:top w:w="0" w:type="dxa"/>
-              <w:bottom w:w="0" w:type="dxa"/>
-              <w:left w:w="0" w:type="dxa"/>
-              <w:right w:w="0" w:type="dxa"/>
-            </w:tcMar>
-            <w:vAlign w:val="top"/>
-          </w:tcPr>
-          <w:p>
-            <w:pPr>
-              <w:pStyle w:val="Normal"/>
-              <w:jc w:val="center"/>
-              <w:pBdr>
-                <w:bottom w:val="none" w:sz="0" w:space="0" w:color="000000"/>
-                <w:top w:val="none" w:sz="0" w:space="0" w:color="000000"/>
-                <w:left w:val="none" w:sz="0" w:space="0" w:color="000000"/>
-                <w:right w:val="none" w:sz="0" w:space="0" w:color="000000"/>
-              </w:pBdr>
-              <w:spacing w:after="100" w:before="100" w:line="240"/>
-              <w:ind w:left="100" w:right="100" w:firstLine="0" w:firstLineChars="0"/>
-              <w:rPr>
-                <w:rFonts w:ascii="Helvetica" w:hAnsi="Helvetica" w:eastAsia="Helvetica" w:cs="Helvetica"/>
-                <w:i w:val="false"/>
-                <w:b w:val="false"/>
-                <w:u w:val="none"/>
-                <w:sz w:val="22"/>
-                <w:szCs w:val="22"/>
-                <w:color w:val="000000"/>
-              </w:rPr>
-            </w:pPr>
-            <w:r>
-              <w:rPr>
-                <w:rFonts w:ascii="Helvetica" w:hAnsi="Helvetica" w:eastAsia="Helvetica" w:cs="Helvetica"/>
-                <w:i w:val="false"/>
-                <w:b w:val="false"/>
-                <w:u w:val="none"/>
-                <w:sz w:val="22"/>
-                <w:szCs w:val="22"/>
-                <w:color w:val="000000"/>
-              </w:rPr>
-              <w:t xml:space="preserve">0.02, 2.29</w:t>
-            </w:r>
-          </w:p>
-        </w:tc>
-        <w:tc>
-          <w:tcPr>
-            <w:tcBorders>
-              <w:bottom w:val="none" w:sz="0" w:space="0" w:color="000000"/>
-              <w:top w:val="none" w:sz="0" w:space="0" w:color="000000"/>
-              <w:left w:val="none" w:sz="0" w:space="0" w:color="000000"/>
-              <w:right w:val="none" w:sz="0" w:space="0" w:color="000000"/>
-            </w:tcBorders>
-            <w:shd w:val="clear" w:color="auto" w:fill="FFFFFF"/>
-            <w:tcMar>
-              <w:top w:w="0" w:type="dxa"/>
-              <w:bottom w:w="0" w:type="dxa"/>
-              <w:left w:w="0" w:type="dxa"/>
-              <w:right w:w="0" w:type="dxa"/>
-            </w:tcMar>
-            <w:vAlign w:val="top"/>
-          </w:tcPr>
-          <w:p>
-            <w:pPr>
-              <w:pStyle w:val="Normal"/>
-              <w:jc w:val="center"/>
-              <w:pBdr>
-                <w:bottom w:val="none" w:sz="0" w:space="0" w:color="000000"/>
-                <w:top w:val="none" w:sz="0" w:space="0" w:color="000000"/>
-                <w:left w:val="none" w:sz="0" w:space="0" w:color="000000"/>
-                <w:right w:val="none" w:sz="0" w:space="0" w:color="000000"/>
-              </w:pBdr>
-              <w:spacing w:after="100" w:before="100" w:line="240"/>
-              <w:ind w:left="100" w:right="100" w:firstLine="0" w:firstLineChars="0"/>
-              <w:rPr>
-                <w:rFonts w:ascii="Helvetica" w:hAnsi="Helvetica" w:eastAsia="Helvetica" w:cs="Helvetica"/>
-                <w:i w:val="false"/>
-                <w:b w:val="false"/>
-                <w:u w:val="none"/>
-                <w:sz w:val="22"/>
-                <w:szCs w:val="22"/>
-                <w:color w:val="000000"/>
-              </w:rPr>
-            </w:pPr>
-            <w:r>
-              <w:rPr>
-                <w:rFonts w:ascii="Helvetica" w:hAnsi="Helvetica" w:eastAsia="Helvetica" w:cs="Helvetica"/>
-                <w:i w:val="false"/>
-                <w:b w:val="false"/>
-                <w:u w:val="none"/>
-                <w:sz w:val="22"/>
-                <w:szCs w:val="22"/>
-                <w:color w:val="000000"/>
-              </w:rPr>
-              <w:t xml:space="preserve">0.200</w:t>
+              <w:t xml:space="preserve">0.24</w:t>
+            </w:r>
+          </w:p>
+        </w:tc>
+        <w:tc>
+          <w:tcPr>
+            <w:tcBorders>
+              <w:bottom w:val="none" w:sz="0" w:space="0" w:color="000000"/>
+              <w:top w:val="none" w:sz="0" w:space="0" w:color="000000"/>
+              <w:left w:val="none" w:sz="0" w:space="0" w:color="000000"/>
+              <w:right w:val="none" w:sz="0" w:space="0" w:color="000000"/>
+            </w:tcBorders>
+            <w:shd w:val="clear" w:color="auto" w:fill="FFFFFF"/>
+            <w:tcMar>
+              <w:top w:w="0" w:type="dxa"/>
+              <w:bottom w:w="0" w:type="dxa"/>
+              <w:left w:w="0" w:type="dxa"/>
+              <w:right w:w="0" w:type="dxa"/>
+            </w:tcMar>
+            <w:vAlign w:val="top"/>
+          </w:tcPr>
+          <w:p>
+            <w:pPr>
+              <w:pStyle w:val="Normal"/>
+              <w:jc w:val="center"/>
+              <w:pBdr>
+                <w:bottom w:val="none" w:sz="0" w:space="0" w:color="000000"/>
+                <w:top w:val="none" w:sz="0" w:space="0" w:color="000000"/>
+                <w:left w:val="none" w:sz="0" w:space="0" w:color="000000"/>
+                <w:right w:val="none" w:sz="0" w:space="0" w:color="000000"/>
+              </w:pBdr>
+              <w:spacing w:after="100" w:before="100" w:line="240"/>
+              <w:ind w:left="100" w:right="100" w:firstLine="0" w:firstLineChars="0"/>
+              <w:rPr>
+                <w:rFonts w:ascii="Helvetica" w:hAnsi="Helvetica" w:eastAsia="Helvetica" w:cs="Helvetica"/>
+                <w:i w:val="false"/>
+                <w:b w:val="false"/>
+                <w:u w:val="none"/>
+                <w:sz w:val="22"/>
+                <w:szCs w:val="22"/>
+                <w:color w:val="000000"/>
+              </w:rPr>
+            </w:pPr>
+            <w:r>
+              <w:rPr>
+                <w:rFonts w:ascii="Helvetica" w:hAnsi="Helvetica" w:eastAsia="Helvetica" w:cs="Helvetica"/>
+                <w:i w:val="false"/>
+                <w:b w:val="false"/>
+                <w:u w:val="none"/>
+                <w:sz w:val="22"/>
+                <w:szCs w:val="22"/>
+                <w:color w:val="000000"/>
+              </w:rPr>
+              <w:t xml:space="preserve">0.02, 2.92</w:t>
+            </w:r>
+          </w:p>
+        </w:tc>
+        <w:tc>
+          <w:tcPr>
+            <w:tcBorders>
+              <w:bottom w:val="none" w:sz="0" w:space="0" w:color="000000"/>
+              <w:top w:val="none" w:sz="0" w:space="0" w:color="000000"/>
+              <w:left w:val="none" w:sz="0" w:space="0" w:color="000000"/>
+              <w:right w:val="none" w:sz="0" w:space="0" w:color="000000"/>
+            </w:tcBorders>
+            <w:shd w:val="clear" w:color="auto" w:fill="FFFFFF"/>
+            <w:tcMar>
+              <w:top w:w="0" w:type="dxa"/>
+              <w:bottom w:w="0" w:type="dxa"/>
+              <w:left w:w="0" w:type="dxa"/>
+              <w:right w:w="0" w:type="dxa"/>
+            </w:tcMar>
+            <w:vAlign w:val="top"/>
+          </w:tcPr>
+          <w:p>
+            <w:pPr>
+              <w:pStyle w:val="Normal"/>
+              <w:jc w:val="center"/>
+              <w:pBdr>
+                <w:bottom w:val="none" w:sz="0" w:space="0" w:color="000000"/>
+                <w:top w:val="none" w:sz="0" w:space="0" w:color="000000"/>
+                <w:left w:val="none" w:sz="0" w:space="0" w:color="000000"/>
+                <w:right w:val="none" w:sz="0" w:space="0" w:color="000000"/>
+              </w:pBdr>
+              <w:spacing w:after="100" w:before="100" w:line="240"/>
+              <w:ind w:left="100" w:right="100" w:firstLine="0" w:firstLineChars="0"/>
+              <w:rPr>
+                <w:rFonts w:ascii="Helvetica" w:hAnsi="Helvetica" w:eastAsia="Helvetica" w:cs="Helvetica"/>
+                <w:i w:val="false"/>
+                <w:b w:val="false"/>
+                <w:u w:val="none"/>
+                <w:sz w:val="22"/>
+                <w:szCs w:val="22"/>
+                <w:color w:val="000000"/>
+              </w:rPr>
+            </w:pPr>
+            <w:r>
+              <w:rPr>
+                <w:rFonts w:ascii="Helvetica" w:hAnsi="Helvetica" w:eastAsia="Helvetica" w:cs="Helvetica"/>
+                <w:i w:val="false"/>
+                <w:b w:val="false"/>
+                <w:u w:val="none"/>
+                <w:sz w:val="22"/>
+                <w:szCs w:val="22"/>
+                <w:color w:val="000000"/>
+              </w:rPr>
+              <w:t xml:space="preserve">0.260</w:t>
             </w:r>
           </w:p>
         </w:tc>
       </w:tr>
       <w:tr>
         <w:trPr>
-          <w:trHeight w:val="598" w:hRule="auto"/>
+          <w:trHeight w:val="597" w:hRule="auto"/>
         </w:trPr>
         body23
         <w:tc>
@@ -11782,60 +11782,60 @@
                 <w:szCs w:val="22"/>
                 <w:color w:val="000000"/>
               </w:rPr>
-              <w:t xml:space="preserve">0.00, 0.12</w:t>
-            </w:r>
-          </w:p>
-        </w:tc>
-        <w:tc>
-          <w:tcPr>
-            <w:tcBorders>
-              <w:bottom w:val="none" w:sz="0" w:space="0" w:color="000000"/>
-              <w:top w:val="none" w:sz="0" w:space="0" w:color="000000"/>
-              <w:left w:val="none" w:sz="0" w:space="0" w:color="000000"/>
-              <w:right w:val="none" w:sz="0" w:space="0" w:color="000000"/>
-            </w:tcBorders>
-            <w:shd w:val="clear" w:color="auto" w:fill="FFFFFF"/>
-            <w:tcMar>
-              <w:top w:w="0" w:type="dxa"/>
-              <w:bottom w:w="0" w:type="dxa"/>
-              <w:left w:w="0" w:type="dxa"/>
-              <w:right w:w="0" w:type="dxa"/>
-            </w:tcMar>
-            <w:vAlign w:val="top"/>
-          </w:tcPr>
-          <w:p>
-            <w:pPr>
-              <w:pStyle w:val="Normal"/>
-              <w:jc w:val="center"/>
-              <w:pBdr>
-                <w:bottom w:val="none" w:sz="0" w:space="0" w:color="000000"/>
-                <w:top w:val="none" w:sz="0" w:space="0" w:color="000000"/>
-                <w:left w:val="none" w:sz="0" w:space="0" w:color="000000"/>
-                <w:right w:val="none" w:sz="0" w:space="0" w:color="000000"/>
-              </w:pBdr>
-              <w:spacing w:after="100" w:before="100" w:line="240"/>
-              <w:ind w:left="100" w:right="100" w:firstLine="0" w:firstLineChars="0"/>
-              <w:rPr>
-                <w:rFonts w:ascii="Helvetica" w:hAnsi="Helvetica" w:eastAsia="Helvetica" w:cs="Helvetica"/>
-                <w:i w:val="false"/>
-                <w:b w:val="false"/>
-                <w:u w:val="none"/>
-                <w:sz w:val="22"/>
-                <w:szCs w:val="22"/>
-                <w:color w:val="000000"/>
-              </w:rPr>
-            </w:pPr>
-            <w:r>
-              <w:rPr>
-                <w:rFonts w:ascii="Helvetica" w:hAnsi="Helvetica" w:eastAsia="Helvetica" w:cs="Helvetica"/>
-                <w:i w:val="false"/>
-                <w:b w:val="false"/>
-                <w:u w:val="none"/>
-                <w:sz w:val="22"/>
-                <w:szCs w:val="22"/>
-                <w:color w:val="000000"/>
-              </w:rPr>
-              <w:t xml:space="preserve">0.009</w:t>
+              <w:t xml:space="preserve">0.00, 0.07</w:t>
+            </w:r>
+          </w:p>
+        </w:tc>
+        <w:tc>
+          <w:tcPr>
+            <w:tcBorders>
+              <w:bottom w:val="none" w:sz="0" w:space="0" w:color="000000"/>
+              <w:top w:val="none" w:sz="0" w:space="0" w:color="000000"/>
+              <w:left w:val="none" w:sz="0" w:space="0" w:color="000000"/>
+              <w:right w:val="none" w:sz="0" w:space="0" w:color="000000"/>
+            </w:tcBorders>
+            <w:shd w:val="clear" w:color="auto" w:fill="FFFFFF"/>
+            <w:tcMar>
+              <w:top w:w="0" w:type="dxa"/>
+              <w:bottom w:w="0" w:type="dxa"/>
+              <w:left w:w="0" w:type="dxa"/>
+              <w:right w:w="0" w:type="dxa"/>
+            </w:tcMar>
+            <w:vAlign w:val="top"/>
+          </w:tcPr>
+          <w:p>
+            <w:pPr>
+              <w:pStyle w:val="Normal"/>
+              <w:jc w:val="center"/>
+              <w:pBdr>
+                <w:bottom w:val="none" w:sz="0" w:space="0" w:color="000000"/>
+                <w:top w:val="none" w:sz="0" w:space="0" w:color="000000"/>
+                <w:left w:val="none" w:sz="0" w:space="0" w:color="000000"/>
+                <w:right w:val="none" w:sz="0" w:space="0" w:color="000000"/>
+              </w:pBdr>
+              <w:spacing w:after="100" w:before="100" w:line="240"/>
+              <w:ind w:left="100" w:right="100" w:firstLine="0" w:firstLineChars="0"/>
+              <w:rPr>
+                <w:rFonts w:ascii="Helvetica" w:hAnsi="Helvetica" w:eastAsia="Helvetica" w:cs="Helvetica"/>
+                <w:i w:val="false"/>
+                <w:b w:val="false"/>
+                <w:u w:val="none"/>
+                <w:sz w:val="22"/>
+                <w:szCs w:val="22"/>
+                <w:color w:val="000000"/>
+              </w:rPr>
+            </w:pPr>
+            <w:r>
+              <w:rPr>
+                <w:rFonts w:ascii="Helvetica" w:hAnsi="Helvetica" w:eastAsia="Helvetica" w:cs="Helvetica"/>
+                <w:i w:val="false"/>
+                <w:b w:val="false"/>
+                <w:u w:val="none"/>
+                <w:sz w:val="22"/>
+                <w:szCs w:val="22"/>
+                <w:color w:val="000000"/>
+              </w:rPr>
+              <w:t xml:space="preserve">0.004</w:t>
             </w:r>
           </w:p>
         </w:tc>
@@ -12212,60 +12212,60 @@
                 <w:szCs w:val="22"/>
                 <w:color w:val="000000"/>
               </w:rPr>
-              <w:t xml:space="preserve">193,587</w:t>
-            </w:r>
-          </w:p>
-        </w:tc>
-        <w:tc>
-          <w:tcPr>
-            <w:tcBorders>
-              <w:bottom w:val="none" w:sz="0" w:space="0" w:color="000000"/>
-              <w:top w:val="none" w:sz="0" w:space="0" w:color="000000"/>
-              <w:left w:val="none" w:sz="0" w:space="0" w:color="000000"/>
-              <w:right w:val="none" w:sz="0" w:space="0" w:color="000000"/>
-            </w:tcBorders>
-            <w:shd w:val="clear" w:color="auto" w:fill="FFFFFF"/>
-            <w:tcMar>
-              <w:top w:w="0" w:type="dxa"/>
-              <w:bottom w:w="0" w:type="dxa"/>
-              <w:left w:w="0" w:type="dxa"/>
-              <w:right w:w="0" w:type="dxa"/>
-            </w:tcMar>
-            <w:vAlign w:val="top"/>
-          </w:tcPr>
-          <w:p>
-            <w:pPr>
-              <w:pStyle w:val="Normal"/>
-              <w:jc w:val="center"/>
-              <w:pBdr>
-                <w:bottom w:val="none" w:sz="0" w:space="0" w:color="000000"/>
-                <w:top w:val="none" w:sz="0" w:space="0" w:color="000000"/>
-                <w:left w:val="none" w:sz="0" w:space="0" w:color="000000"/>
-                <w:right w:val="none" w:sz="0" w:space="0" w:color="000000"/>
-              </w:pBdr>
-              <w:spacing w:after="100" w:before="100" w:line="240"/>
-              <w:ind w:left="100" w:right="100" w:firstLine="0" w:firstLineChars="0"/>
-              <w:rPr>
-                <w:rFonts w:ascii="Helvetica" w:hAnsi="Helvetica" w:eastAsia="Helvetica" w:cs="Helvetica"/>
-                <w:i w:val="false"/>
-                <w:b w:val="false"/>
-                <w:u w:val="none"/>
-                <w:sz w:val="22"/>
-                <w:szCs w:val="22"/>
-                <w:color w:val="000000"/>
-              </w:rPr>
-            </w:pPr>
-            <w:r>
-              <w:rPr>
-                <w:rFonts w:ascii="Helvetica" w:hAnsi="Helvetica" w:eastAsia="Helvetica" w:cs="Helvetica"/>
-                <w:i w:val="false"/>
-                <w:b w:val="false"/>
-                <w:u w:val="none"/>
-                <w:sz w:val="22"/>
-                <w:szCs w:val="22"/>
-                <w:color w:val="000000"/>
-              </w:rPr>
-              <w:t xml:space="preserve">3,858, 9,713,586</w:t>
+              <w:t xml:space="preserve">111,664</w:t>
+            </w:r>
+          </w:p>
+        </w:tc>
+        <w:tc>
+          <w:tcPr>
+            <w:tcBorders>
+              <w:bottom w:val="none" w:sz="0" w:space="0" w:color="000000"/>
+              <w:top w:val="none" w:sz="0" w:space="0" w:color="000000"/>
+              <w:left w:val="none" w:sz="0" w:space="0" w:color="000000"/>
+              <w:right w:val="none" w:sz="0" w:space="0" w:color="000000"/>
+            </w:tcBorders>
+            <w:shd w:val="clear" w:color="auto" w:fill="FFFFFF"/>
+            <w:tcMar>
+              <w:top w:w="0" w:type="dxa"/>
+              <w:bottom w:w="0" w:type="dxa"/>
+              <w:left w:w="0" w:type="dxa"/>
+              <w:right w:w="0" w:type="dxa"/>
+            </w:tcMar>
+            <w:vAlign w:val="top"/>
+          </w:tcPr>
+          <w:p>
+            <w:pPr>
+              <w:pStyle w:val="Normal"/>
+              <w:jc w:val="center"/>
+              <w:pBdr>
+                <w:bottom w:val="none" w:sz="0" w:space="0" w:color="000000"/>
+                <w:top w:val="none" w:sz="0" w:space="0" w:color="000000"/>
+                <w:left w:val="none" w:sz="0" w:space="0" w:color="000000"/>
+                <w:right w:val="none" w:sz="0" w:space="0" w:color="000000"/>
+              </w:pBdr>
+              <w:spacing w:after="100" w:before="100" w:line="240"/>
+              <w:ind w:left="100" w:right="100" w:firstLine="0" w:firstLineChars="0"/>
+              <w:rPr>
+                <w:rFonts w:ascii="Helvetica" w:hAnsi="Helvetica" w:eastAsia="Helvetica" w:cs="Helvetica"/>
+                <w:i w:val="false"/>
+                <w:b w:val="false"/>
+                <w:u w:val="none"/>
+                <w:sz w:val="22"/>
+                <w:szCs w:val="22"/>
+                <w:color w:val="000000"/>
+              </w:rPr>
+            </w:pPr>
+            <w:r>
+              <w:rPr>
+                <w:rFonts w:ascii="Helvetica" w:hAnsi="Helvetica" w:eastAsia="Helvetica" w:cs="Helvetica"/>
+                <w:i w:val="false"/>
+                <w:b w:val="false"/>
+                <w:u w:val="none"/>
+                <w:sz w:val="22"/>
+                <w:szCs w:val="22"/>
+                <w:color w:val="000000"/>
+              </w:rPr>
+              <w:t xml:space="preserve">4,472, 2,788,187</w:t>
             </w:r>
           </w:p>
         </w:tc>
@@ -13178,113 +13178,113 @@
                 <w:szCs w:val="22"/>
                 <w:color w:val="000000"/>
               </w:rPr>
-              <w:t xml:space="preserve">1.05</w:t>
-            </w:r>
-          </w:p>
-        </w:tc>
-        <w:tc>
-          <w:tcPr>
-            <w:tcBorders>
-              <w:bottom w:val="none" w:sz="0" w:space="0" w:color="000000"/>
-              <w:top w:val="none" w:sz="0" w:space="0" w:color="000000"/>
-              <w:left w:val="none" w:sz="0" w:space="0" w:color="000000"/>
-              <w:right w:val="none" w:sz="0" w:space="0" w:color="000000"/>
-            </w:tcBorders>
-            <w:shd w:val="clear" w:color="auto" w:fill="FFFFFF"/>
-            <w:tcMar>
-              <w:top w:w="0" w:type="dxa"/>
-              <w:bottom w:w="0" w:type="dxa"/>
-              <w:left w:w="0" w:type="dxa"/>
-              <w:right w:w="0" w:type="dxa"/>
-            </w:tcMar>
-            <w:vAlign w:val="top"/>
-          </w:tcPr>
-          <w:p>
-            <w:pPr>
-              <w:pStyle w:val="Normal"/>
-              <w:jc w:val="center"/>
-              <w:pBdr>
-                <w:bottom w:val="none" w:sz="0" w:space="0" w:color="000000"/>
-                <w:top w:val="none" w:sz="0" w:space="0" w:color="000000"/>
-                <w:left w:val="none" w:sz="0" w:space="0" w:color="000000"/>
-                <w:right w:val="none" w:sz="0" w:space="0" w:color="000000"/>
-              </w:pBdr>
-              <w:spacing w:after="100" w:before="100" w:line="240"/>
-              <w:ind w:left="100" w:right="100" w:firstLine="0" w:firstLineChars="0"/>
-              <w:rPr>
-                <w:rFonts w:ascii="Helvetica" w:hAnsi="Helvetica" w:eastAsia="Helvetica" w:cs="Helvetica"/>
-                <w:i w:val="false"/>
-                <w:b w:val="false"/>
-                <w:u w:val="none"/>
-                <w:sz w:val="22"/>
-                <w:szCs w:val="22"/>
-                <w:color w:val="000000"/>
-              </w:rPr>
-            </w:pPr>
-            <w:r>
-              <w:rPr>
-                <w:rFonts w:ascii="Helvetica" w:hAnsi="Helvetica" w:eastAsia="Helvetica" w:cs="Helvetica"/>
-                <w:i w:val="false"/>
-                <w:b w:val="false"/>
-                <w:u w:val="none"/>
-                <w:sz w:val="22"/>
-                <w:szCs w:val="22"/>
-                <w:color w:val="000000"/>
-              </w:rPr>
-              <w:t xml:space="preserve">0.90, 1.24</w:t>
-            </w:r>
-          </w:p>
-        </w:tc>
-        <w:tc>
-          <w:tcPr>
-            <w:tcBorders>
-              <w:bottom w:val="none" w:sz="0" w:space="0" w:color="000000"/>
-              <w:top w:val="none" w:sz="0" w:space="0" w:color="000000"/>
-              <w:left w:val="none" w:sz="0" w:space="0" w:color="000000"/>
-              <w:right w:val="none" w:sz="0" w:space="0" w:color="000000"/>
-            </w:tcBorders>
-            <w:shd w:val="clear" w:color="auto" w:fill="FFFFFF"/>
-            <w:tcMar>
-              <w:top w:w="0" w:type="dxa"/>
-              <w:bottom w:w="0" w:type="dxa"/>
-              <w:left w:w="0" w:type="dxa"/>
-              <w:right w:w="0" w:type="dxa"/>
-            </w:tcMar>
-            <w:vAlign w:val="top"/>
-          </w:tcPr>
-          <w:p>
-            <w:pPr>
-              <w:pStyle w:val="Normal"/>
-              <w:jc w:val="center"/>
-              <w:pBdr>
-                <w:bottom w:val="none" w:sz="0" w:space="0" w:color="000000"/>
-                <w:top w:val="none" w:sz="0" w:space="0" w:color="000000"/>
-                <w:left w:val="none" w:sz="0" w:space="0" w:color="000000"/>
-                <w:right w:val="none" w:sz="0" w:space="0" w:color="000000"/>
-              </w:pBdr>
-              <w:spacing w:after="100" w:before="100" w:line="240"/>
-              <w:ind w:left="100" w:right="100" w:firstLine="0" w:firstLineChars="0"/>
-              <w:rPr>
-                <w:rFonts w:ascii="Helvetica" w:hAnsi="Helvetica" w:eastAsia="Helvetica" w:cs="Helvetica"/>
-                <w:i w:val="false"/>
-                <w:b w:val="false"/>
-                <w:u w:val="none"/>
-                <w:sz w:val="22"/>
-                <w:szCs w:val="22"/>
-                <w:color w:val="000000"/>
-              </w:rPr>
-            </w:pPr>
-            <w:r>
-              <w:rPr>
-                <w:rFonts w:ascii="Helvetica" w:hAnsi="Helvetica" w:eastAsia="Helvetica" w:cs="Helvetica"/>
-                <w:i w:val="false"/>
-                <w:b w:val="false"/>
-                <w:u w:val="none"/>
-                <w:sz w:val="22"/>
-                <w:szCs w:val="22"/>
-                <w:color w:val="000000"/>
-              </w:rPr>
-              <w:t xml:space="preserve">0.530</w:t>
+              <w:t xml:space="preserve">1.06</w:t>
+            </w:r>
+          </w:p>
+        </w:tc>
+        <w:tc>
+          <w:tcPr>
+            <w:tcBorders>
+              <w:bottom w:val="none" w:sz="0" w:space="0" w:color="000000"/>
+              <w:top w:val="none" w:sz="0" w:space="0" w:color="000000"/>
+              <w:left w:val="none" w:sz="0" w:space="0" w:color="000000"/>
+              <w:right w:val="none" w:sz="0" w:space="0" w:color="000000"/>
+            </w:tcBorders>
+            <w:shd w:val="clear" w:color="auto" w:fill="FFFFFF"/>
+            <w:tcMar>
+              <w:top w:w="0" w:type="dxa"/>
+              <w:bottom w:w="0" w:type="dxa"/>
+              <w:left w:w="0" w:type="dxa"/>
+              <w:right w:w="0" w:type="dxa"/>
+            </w:tcMar>
+            <w:vAlign w:val="top"/>
+          </w:tcPr>
+          <w:p>
+            <w:pPr>
+              <w:pStyle w:val="Normal"/>
+              <w:jc w:val="center"/>
+              <w:pBdr>
+                <w:bottom w:val="none" w:sz="0" w:space="0" w:color="000000"/>
+                <w:top w:val="none" w:sz="0" w:space="0" w:color="000000"/>
+                <w:left w:val="none" w:sz="0" w:space="0" w:color="000000"/>
+                <w:right w:val="none" w:sz="0" w:space="0" w:color="000000"/>
+              </w:pBdr>
+              <w:spacing w:after="100" w:before="100" w:line="240"/>
+              <w:ind w:left="100" w:right="100" w:firstLine="0" w:firstLineChars="0"/>
+              <w:rPr>
+                <w:rFonts w:ascii="Helvetica" w:hAnsi="Helvetica" w:eastAsia="Helvetica" w:cs="Helvetica"/>
+                <w:i w:val="false"/>
+                <w:b w:val="false"/>
+                <w:u w:val="none"/>
+                <w:sz w:val="22"/>
+                <w:szCs w:val="22"/>
+                <w:color w:val="000000"/>
+              </w:rPr>
+            </w:pPr>
+            <w:r>
+              <w:rPr>
+                <w:rFonts w:ascii="Helvetica" w:hAnsi="Helvetica" w:eastAsia="Helvetica" w:cs="Helvetica"/>
+                <w:i w:val="false"/>
+                <w:b w:val="false"/>
+                <w:u w:val="none"/>
+                <w:sz w:val="22"/>
+                <w:szCs w:val="22"/>
+                <w:color w:val="000000"/>
+              </w:rPr>
+              <w:t xml:space="preserve">0.89, 1.26</w:t>
+            </w:r>
+          </w:p>
+        </w:tc>
+        <w:tc>
+          <w:tcPr>
+            <w:tcBorders>
+              <w:bottom w:val="none" w:sz="0" w:space="0" w:color="000000"/>
+              <w:top w:val="none" w:sz="0" w:space="0" w:color="000000"/>
+              <w:left w:val="none" w:sz="0" w:space="0" w:color="000000"/>
+              <w:right w:val="none" w:sz="0" w:space="0" w:color="000000"/>
+            </w:tcBorders>
+            <w:shd w:val="clear" w:color="auto" w:fill="FFFFFF"/>
+            <w:tcMar>
+              <w:top w:w="0" w:type="dxa"/>
+              <w:bottom w:w="0" w:type="dxa"/>
+              <w:left w:w="0" w:type="dxa"/>
+              <w:right w:w="0" w:type="dxa"/>
+            </w:tcMar>
+            <w:vAlign w:val="top"/>
+          </w:tcPr>
+          <w:p>
+            <w:pPr>
+              <w:pStyle w:val="Normal"/>
+              <w:jc w:val="center"/>
+              <w:pBdr>
+                <w:bottom w:val="none" w:sz="0" w:space="0" w:color="000000"/>
+                <w:top w:val="none" w:sz="0" w:space="0" w:color="000000"/>
+                <w:left w:val="none" w:sz="0" w:space="0" w:color="000000"/>
+                <w:right w:val="none" w:sz="0" w:space="0" w:color="000000"/>
+              </w:pBdr>
+              <w:spacing w:after="100" w:before="100" w:line="240"/>
+              <w:ind w:left="100" w:right="100" w:firstLine="0" w:firstLineChars="0"/>
+              <w:rPr>
+                <w:rFonts w:ascii="Helvetica" w:hAnsi="Helvetica" w:eastAsia="Helvetica" w:cs="Helvetica"/>
+                <w:i w:val="false"/>
+                <w:b w:val="false"/>
+                <w:u w:val="none"/>
+                <w:sz w:val="22"/>
+                <w:szCs w:val="22"/>
+                <w:color w:val="000000"/>
+              </w:rPr>
+            </w:pPr>
+            <w:r>
+              <w:rPr>
+                <w:rFonts w:ascii="Helvetica" w:hAnsi="Helvetica" w:eastAsia="Helvetica" w:cs="Helvetica"/>
+                <w:i w:val="false"/>
+                <w:b w:val="false"/>
+                <w:u w:val="none"/>
+                <w:sz w:val="22"/>
+                <w:szCs w:val="22"/>
+                <w:color w:val="000000"/>
+              </w:rPr>
+              <w:t xml:space="preserve">0.500</w:t>
             </w:r>
           </w:p>
         </w:tc>
@@ -13714,60 +13714,60 @@
                 <w:szCs w:val="22"/>
                 <w:color w:val="000000"/>
               </w:rPr>
-              <w:t xml:space="preserve">0.02, 2.41</w:t>
-            </w:r>
-          </w:p>
-        </w:tc>
-        <w:tc>
-          <w:tcPr>
-            <w:tcBorders>
-              <w:bottom w:val="none" w:sz="0" w:space="0" w:color="000000"/>
-              <w:top w:val="none" w:sz="0" w:space="0" w:color="000000"/>
-              <w:left w:val="none" w:sz="0" w:space="0" w:color="000000"/>
-              <w:right w:val="none" w:sz="0" w:space="0" w:color="000000"/>
-            </w:tcBorders>
-            <w:shd w:val="clear" w:color="auto" w:fill="FFFFFF"/>
-            <w:tcMar>
-              <w:top w:w="0" w:type="dxa"/>
-              <w:bottom w:w="0" w:type="dxa"/>
-              <w:left w:w="0" w:type="dxa"/>
-              <w:right w:w="0" w:type="dxa"/>
-            </w:tcMar>
-            <w:vAlign w:val="top"/>
-          </w:tcPr>
-          <w:p>
-            <w:pPr>
-              <w:pStyle w:val="Normal"/>
-              <w:jc w:val="center"/>
-              <w:pBdr>
-                <w:bottom w:val="none" w:sz="0" w:space="0" w:color="000000"/>
-                <w:top w:val="none" w:sz="0" w:space="0" w:color="000000"/>
-                <w:left w:val="none" w:sz="0" w:space="0" w:color="000000"/>
-                <w:right w:val="none" w:sz="0" w:space="0" w:color="000000"/>
-              </w:pBdr>
-              <w:spacing w:after="100" w:before="100" w:line="240"/>
-              <w:ind w:left="100" w:right="100" w:firstLine="0" w:firstLineChars="0"/>
-              <w:rPr>
-                <w:rFonts w:ascii="Helvetica" w:hAnsi="Helvetica" w:eastAsia="Helvetica" w:cs="Helvetica"/>
-                <w:i w:val="false"/>
-                <w:b w:val="false"/>
-                <w:u w:val="none"/>
-                <w:sz w:val="22"/>
-                <w:szCs w:val="22"/>
-                <w:color w:val="000000"/>
-              </w:rPr>
-            </w:pPr>
-            <w:r>
-              <w:rPr>
-                <w:rFonts w:ascii="Helvetica" w:hAnsi="Helvetica" w:eastAsia="Helvetica" w:cs="Helvetica"/>
-                <w:i w:val="false"/>
-                <w:b w:val="false"/>
-                <w:u w:val="none"/>
-                <w:sz w:val="22"/>
-                <w:szCs w:val="22"/>
-                <w:color w:val="000000"/>
-              </w:rPr>
-              <w:t xml:space="preserve">0.200</w:t>
+              <w:t xml:space="preserve">0.02, 2.13</w:t>
+            </w:r>
+          </w:p>
+        </w:tc>
+        <w:tc>
+          <w:tcPr>
+            <w:tcBorders>
+              <w:bottom w:val="none" w:sz="0" w:space="0" w:color="000000"/>
+              <w:top w:val="none" w:sz="0" w:space="0" w:color="000000"/>
+              <w:left w:val="none" w:sz="0" w:space="0" w:color="000000"/>
+              <w:right w:val="none" w:sz="0" w:space="0" w:color="000000"/>
+            </w:tcBorders>
+            <w:shd w:val="clear" w:color="auto" w:fill="FFFFFF"/>
+            <w:tcMar>
+              <w:top w:w="0" w:type="dxa"/>
+              <w:bottom w:w="0" w:type="dxa"/>
+              <w:left w:w="0" w:type="dxa"/>
+              <w:right w:w="0" w:type="dxa"/>
+            </w:tcMar>
+            <w:vAlign w:val="top"/>
+          </w:tcPr>
+          <w:p>
+            <w:pPr>
+              <w:pStyle w:val="Normal"/>
+              <w:jc w:val="center"/>
+              <w:pBdr>
+                <w:bottom w:val="none" w:sz="0" w:space="0" w:color="000000"/>
+                <w:top w:val="none" w:sz="0" w:space="0" w:color="000000"/>
+                <w:left w:val="none" w:sz="0" w:space="0" w:color="000000"/>
+                <w:right w:val="none" w:sz="0" w:space="0" w:color="000000"/>
+              </w:pBdr>
+              <w:spacing w:after="100" w:before="100" w:line="240"/>
+              <w:ind w:left="100" w:right="100" w:firstLine="0" w:firstLineChars="0"/>
+              <w:rPr>
+                <w:rFonts w:ascii="Helvetica" w:hAnsi="Helvetica" w:eastAsia="Helvetica" w:cs="Helvetica"/>
+                <w:i w:val="false"/>
+                <w:b w:val="false"/>
+                <w:u w:val="none"/>
+                <w:sz w:val="22"/>
+                <w:szCs w:val="22"/>
+                <w:color w:val="000000"/>
+              </w:rPr>
+            </w:pPr>
+            <w:r>
+              <w:rPr>
+                <w:rFonts w:ascii="Helvetica" w:hAnsi="Helvetica" w:eastAsia="Helvetica" w:cs="Helvetica"/>
+                <w:i w:val="false"/>
+                <w:b w:val="false"/>
+                <w:u w:val="none"/>
+                <w:sz w:val="22"/>
+                <w:szCs w:val="22"/>
+                <w:color w:val="000000"/>
+              </w:rPr>
+              <w:t xml:space="preserve">0.180</w:t>
             </w:r>
           </w:p>
         </w:tc>
@@ -14144,113 +14144,113 @@
                 <w:szCs w:val="22"/>
                 <w:color w:val="000000"/>
               </w:rPr>
-              <w:t xml:space="preserve">0.85</w:t>
-            </w:r>
-          </w:p>
-        </w:tc>
-        <w:tc>
-          <w:tcPr>
-            <w:tcBorders>
-              <w:bottom w:val="none" w:sz="0" w:space="0" w:color="000000"/>
-              <w:top w:val="none" w:sz="0" w:space="0" w:color="000000"/>
-              <w:left w:val="none" w:sz="0" w:space="0" w:color="000000"/>
-              <w:right w:val="none" w:sz="0" w:space="0" w:color="000000"/>
-            </w:tcBorders>
-            <w:shd w:val="clear" w:color="auto" w:fill="FFFFFF"/>
-            <w:tcMar>
-              <w:top w:w="0" w:type="dxa"/>
-              <w:bottom w:w="0" w:type="dxa"/>
-              <w:left w:w="0" w:type="dxa"/>
-              <w:right w:w="0" w:type="dxa"/>
-            </w:tcMar>
-            <w:vAlign w:val="top"/>
-          </w:tcPr>
-          <w:p>
-            <w:pPr>
-              <w:pStyle w:val="Normal"/>
-              <w:jc w:val="center"/>
-              <w:pBdr>
-                <w:bottom w:val="none" w:sz="0" w:space="0" w:color="000000"/>
-                <w:top w:val="none" w:sz="0" w:space="0" w:color="000000"/>
-                <w:left w:val="none" w:sz="0" w:space="0" w:color="000000"/>
-                <w:right w:val="none" w:sz="0" w:space="0" w:color="000000"/>
-              </w:pBdr>
-              <w:spacing w:after="100" w:before="100" w:line="240"/>
-              <w:ind w:left="100" w:right="100" w:firstLine="0" w:firstLineChars="0"/>
-              <w:rPr>
-                <w:rFonts w:ascii="Helvetica" w:hAnsi="Helvetica" w:eastAsia="Helvetica" w:cs="Helvetica"/>
-                <w:i w:val="false"/>
-                <w:b w:val="false"/>
-                <w:u w:val="none"/>
-                <w:sz w:val="22"/>
-                <w:szCs w:val="22"/>
-                <w:color w:val="000000"/>
-              </w:rPr>
-            </w:pPr>
-            <w:r>
-              <w:rPr>
-                <w:rFonts w:ascii="Helvetica" w:hAnsi="Helvetica" w:eastAsia="Helvetica" w:cs="Helvetica"/>
-                <w:i w:val="false"/>
-                <w:b w:val="false"/>
-                <w:u w:val="none"/>
-                <w:sz w:val="22"/>
-                <w:szCs w:val="22"/>
-                <w:color w:val="000000"/>
-              </w:rPr>
-              <w:t xml:space="preserve">0.07, 11.0</w:t>
-            </w:r>
-          </w:p>
-        </w:tc>
-        <w:tc>
-          <w:tcPr>
-            <w:tcBorders>
-              <w:bottom w:val="none" w:sz="0" w:space="0" w:color="000000"/>
-              <w:top w:val="none" w:sz="0" w:space="0" w:color="000000"/>
-              <w:left w:val="none" w:sz="0" w:space="0" w:color="000000"/>
-              <w:right w:val="none" w:sz="0" w:space="0" w:color="000000"/>
-            </w:tcBorders>
-            <w:shd w:val="clear" w:color="auto" w:fill="FFFFFF"/>
-            <w:tcMar>
-              <w:top w:w="0" w:type="dxa"/>
-              <w:bottom w:w="0" w:type="dxa"/>
-              <w:left w:w="0" w:type="dxa"/>
-              <w:right w:w="0" w:type="dxa"/>
-            </w:tcMar>
-            <w:vAlign w:val="top"/>
-          </w:tcPr>
-          <w:p>
-            <w:pPr>
-              <w:pStyle w:val="Normal"/>
-              <w:jc w:val="center"/>
-              <w:pBdr>
-                <w:bottom w:val="none" w:sz="0" w:space="0" w:color="000000"/>
-                <w:top w:val="none" w:sz="0" w:space="0" w:color="000000"/>
-                <w:left w:val="none" w:sz="0" w:space="0" w:color="000000"/>
-                <w:right w:val="none" w:sz="0" w:space="0" w:color="000000"/>
-              </w:pBdr>
-              <w:spacing w:after="100" w:before="100" w:line="240"/>
-              <w:ind w:left="100" w:right="100" w:firstLine="0" w:firstLineChars="0"/>
-              <w:rPr>
-                <w:rFonts w:ascii="Helvetica" w:hAnsi="Helvetica" w:eastAsia="Helvetica" w:cs="Helvetica"/>
-                <w:i w:val="false"/>
-                <w:b w:val="false"/>
-                <w:u w:val="none"/>
-                <w:sz w:val="22"/>
-                <w:szCs w:val="22"/>
-                <w:color w:val="000000"/>
-              </w:rPr>
-            </w:pPr>
-            <w:r>
-              <w:rPr>
-                <w:rFonts w:ascii="Helvetica" w:hAnsi="Helvetica" w:eastAsia="Helvetica" w:cs="Helvetica"/>
-                <w:i w:val="false"/>
-                <w:b w:val="false"/>
-                <w:u w:val="none"/>
-                <w:sz w:val="22"/>
-                <w:szCs w:val="22"/>
-                <w:color w:val="000000"/>
-              </w:rPr>
-              <w:t xml:space="preserve">0.900</w:t>
+              <w:t xml:space="preserve">0.98</w:t>
+            </w:r>
+          </w:p>
+        </w:tc>
+        <w:tc>
+          <w:tcPr>
+            <w:tcBorders>
+              <w:bottom w:val="none" w:sz="0" w:space="0" w:color="000000"/>
+              <w:top w:val="none" w:sz="0" w:space="0" w:color="000000"/>
+              <w:left w:val="none" w:sz="0" w:space="0" w:color="000000"/>
+              <w:right w:val="none" w:sz="0" w:space="0" w:color="000000"/>
+            </w:tcBorders>
+            <w:shd w:val="clear" w:color="auto" w:fill="FFFFFF"/>
+            <w:tcMar>
+              <w:top w:w="0" w:type="dxa"/>
+              <w:bottom w:w="0" w:type="dxa"/>
+              <w:left w:w="0" w:type="dxa"/>
+              <w:right w:w="0" w:type="dxa"/>
+            </w:tcMar>
+            <w:vAlign w:val="top"/>
+          </w:tcPr>
+          <w:p>
+            <w:pPr>
+              <w:pStyle w:val="Normal"/>
+              <w:jc w:val="center"/>
+              <w:pBdr>
+                <w:bottom w:val="none" w:sz="0" w:space="0" w:color="000000"/>
+                <w:top w:val="none" w:sz="0" w:space="0" w:color="000000"/>
+                <w:left w:val="none" w:sz="0" w:space="0" w:color="000000"/>
+                <w:right w:val="none" w:sz="0" w:space="0" w:color="000000"/>
+              </w:pBdr>
+              <w:spacing w:after="100" w:before="100" w:line="240"/>
+              <w:ind w:left="100" w:right="100" w:firstLine="0" w:firstLineChars="0"/>
+              <w:rPr>
+                <w:rFonts w:ascii="Helvetica" w:hAnsi="Helvetica" w:eastAsia="Helvetica" w:cs="Helvetica"/>
+                <w:i w:val="false"/>
+                <w:b w:val="false"/>
+                <w:u w:val="none"/>
+                <w:sz w:val="22"/>
+                <w:szCs w:val="22"/>
+                <w:color w:val="000000"/>
+              </w:rPr>
+            </w:pPr>
+            <w:r>
+              <w:rPr>
+                <w:rFonts w:ascii="Helvetica" w:hAnsi="Helvetica" w:eastAsia="Helvetica" w:cs="Helvetica"/>
+                <w:i w:val="false"/>
+                <w:b w:val="false"/>
+                <w:u w:val="none"/>
+                <w:sz w:val="22"/>
+                <w:szCs w:val="22"/>
+                <w:color w:val="000000"/>
+              </w:rPr>
+              <w:t xml:space="preserve">0.07, 13.7</w:t>
+            </w:r>
+          </w:p>
+        </w:tc>
+        <w:tc>
+          <w:tcPr>
+            <w:tcBorders>
+              <w:bottom w:val="none" w:sz="0" w:space="0" w:color="000000"/>
+              <w:top w:val="none" w:sz="0" w:space="0" w:color="000000"/>
+              <w:left w:val="none" w:sz="0" w:space="0" w:color="000000"/>
+              <w:right w:val="none" w:sz="0" w:space="0" w:color="000000"/>
+            </w:tcBorders>
+            <w:shd w:val="clear" w:color="auto" w:fill="FFFFFF"/>
+            <w:tcMar>
+              <w:top w:w="0" w:type="dxa"/>
+              <w:bottom w:w="0" w:type="dxa"/>
+              <w:left w:w="0" w:type="dxa"/>
+              <w:right w:w="0" w:type="dxa"/>
+            </w:tcMar>
+            <w:vAlign w:val="top"/>
+          </w:tcPr>
+          <w:p>
+            <w:pPr>
+              <w:pStyle w:val="Normal"/>
+              <w:jc w:val="center"/>
+              <w:pBdr>
+                <w:bottom w:val="none" w:sz="0" w:space="0" w:color="000000"/>
+                <w:top w:val="none" w:sz="0" w:space="0" w:color="000000"/>
+                <w:left w:val="none" w:sz="0" w:space="0" w:color="000000"/>
+                <w:right w:val="none" w:sz="0" w:space="0" w:color="000000"/>
+              </w:pBdr>
+              <w:spacing w:after="100" w:before="100" w:line="240"/>
+              <w:ind w:left="100" w:right="100" w:firstLine="0" w:firstLineChars="0"/>
+              <w:rPr>
+                <w:rFonts w:ascii="Helvetica" w:hAnsi="Helvetica" w:eastAsia="Helvetica" w:cs="Helvetica"/>
+                <w:i w:val="false"/>
+                <w:b w:val="false"/>
+                <w:u w:val="none"/>
+                <w:sz w:val="22"/>
+                <w:szCs w:val="22"/>
+                <w:color w:val="000000"/>
+              </w:rPr>
+            </w:pPr>
+            <w:r>
+              <w:rPr>
+                <w:rFonts w:ascii="Helvetica" w:hAnsi="Helvetica" w:eastAsia="Helvetica" w:cs="Helvetica"/>
+                <w:i w:val="false"/>
+                <w:b w:val="false"/>
+                <w:u w:val="none"/>
+                <w:sz w:val="22"/>
+                <w:szCs w:val="22"/>
+                <w:color w:val="000000"/>
+              </w:rPr>
+              <w:t xml:space="preserve">0.990</w:t>
             </w:r>
           </w:p>
         </w:tc>
@@ -14309,7 +14309,7 @@
                 <w:szCs w:val="22"/>
                 <w:color w:val="000000"/>
               </w:rPr>
-              <w:t xml:space="preserve">ckd_epi_gfr_cre_cys</w:t>
+              <w:t xml:space="preserve">baseline_cre_egfr</w:t>
             </w:r>
           </w:p>
         </w:tc>
@@ -14415,7 +14415,7 @@
                 <w:szCs w:val="22"/>
                 <w:color w:val="000000"/>
               </w:rPr>
-              <w:t xml:space="preserve">1.01</w:t>
+              <w:t xml:space="preserve">1.02</w:t>
             </w:r>
           </w:p>
         </w:tc>
@@ -14468,7 +14468,7 @@
                 <w:szCs w:val="22"/>
                 <w:color w:val="000000"/>
               </w:rPr>
-              <w:t xml:space="preserve">0.97, 1.05</w:t>
+              <w:t xml:space="preserve">0.98, 1.07</w:t>
             </w:r>
           </w:p>
         </w:tc>
@@ -14521,7 +14521,7 @@
                 <w:szCs w:val="22"/>
                 <w:color w:val="000000"/>
               </w:rPr>
-              <w:t xml:space="preserve">0.770</w:t>
+              <w:t xml:space="preserve">0.310</w:t>
             </w:r>
           </w:p>
         </w:tc>
@@ -14627,7 +14627,7 @@
                 <w:szCs w:val="22"/>
                 <w:color w:val="000000"/>
               </w:rPr>
-              <w:t xml:space="preserve">1.05</w:t>
+              <w:t xml:space="preserve">1.07</w:t>
             </w:r>
           </w:p>
         </w:tc>
@@ -14680,7 +14680,7 @@
                 <w:szCs w:val="22"/>
                 <w:color w:val="000000"/>
               </w:rPr>
-              <w:t xml:space="preserve">0.96, 1.14</w:t>
+              <w:t xml:space="preserve">0.96, 1.21</w:t>
             </w:r>
           </w:p>
         </w:tc>
@@ -14733,7 +14733,7 @@
                 <w:szCs w:val="22"/>
                 <w:color w:val="000000"/>
               </w:rPr>
-              <w:t xml:space="preserve">0.300</w:t>
+              <w:t xml:space="preserve">0.220</w:t>
             </w:r>
           </w:p>
         </w:tc>
